--- a/作品集_旅行Agent.docx
+++ b/作品集_旅行Agent.docx
@@ -295,12 +295,12 @@
             </w:pPr>
             <w:r>
               <w:rPr>
-                <w:rFonts w:ascii="Calibri" w:hAnsi="Calibri" w:eastAsia="微软雅黑"/>
+                <w:rFonts w:hint="eastAsia" w:ascii="Calibri" w:hAnsi="Calibri" w:eastAsia="微软雅黑"/>
                 <w:b w:val="0"/>
                 <w:color w:val="64748B"/>
                 <w:sz w:val="17"/>
               </w:rPr>
-              <w:t>travel-planning-agent-u4yi.onrender.com</w:t>
+              <w:t>https://travel-planning-agent-u4yi.onrender.com/</w:t>
             </w:r>
           </w:p>
         </w:tc>
@@ -377,25 +377,7 @@
                 <w:color w:val="1F2937"/>
                 <w:sz w:val="20"/>
               </w:rPr>
-              <w:t>旅行攻略大多在回答“这座城市有什么值得去”，却很少回答“我带着孩子、预算有限、只有三天，到底该怎么安排”。这个 Agent 专注后者——用自然语言说清需求，它结合实时天气、真实景点数据与在地攻略，给出一份贴合约束、可直接执行、</w:t>
-            </w:r>
-            <w:r>
-              <w:rPr>
-                <w:rFonts w:ascii="Calibri" w:hAnsi="Calibri" w:eastAsia="微软雅黑"/>
-                <w:b/>
-                <w:color w:val="0F766E"/>
-                <w:sz w:val="20"/>
-              </w:rPr>
-              <w:t>还能接着改</w:t>
-            </w:r>
-            <w:r>
-              <w:rPr>
-                <w:rFonts w:ascii="Calibri" w:hAnsi="Calibri" w:eastAsia="微软雅黑"/>
-                <w:b w:val="0"/>
-                <w:color w:val="1F2937"/>
-                <w:sz w:val="20"/>
-              </w:rPr>
-              <w:t>的行程底稿。</w:t>
+              <w:t>旅行攻略大多在回答“这座城市有什么值得去”，却很少回答“我带着孩子、预算有限、只有三天，到底该怎么安排”。这个 Agent 专注后者——用自然语言说清需求，它结合实时天气、真实景点数据与在地攻略，给出一份贴合约束、可直接执行、还能接着改的行程底稿。</w:t>
             </w:r>
           </w:p>
         </w:tc>
@@ -404,9 +386,15 @@
     <w:p>
       <w:pPr>
         <w:pBdr>
-          <w:bottom w:val="single" w:color="E2E8F0" w:sz="6" w:space="3"/>
+          <w:bottom w:val="single" w:color="DCE6F2" w:sz="6" w:space="3"/>
         </w:pBdr>
         <w:spacing w:before="240" w:after="100"/>
+        <w:rPr>
+          <w:rFonts w:ascii="Calibri" w:hAnsi="Calibri" w:eastAsia="微软雅黑"/>
+          <w:b/>
+          <w:color w:val="0F172A"/>
+          <w:sz w:val="26"/>
+        </w:rPr>
       </w:pPr>
       <w:r>
         <w:rPr>
@@ -429,48 +417,86 @@
     </w:p>
     <w:p>
       <w:pPr>
-        <w:spacing w:after="60" w:line="283" w:lineRule="auto"/>
-      </w:pPr>
-      <w:r>
+        <w:pBdr>
+          <w:bottom w:val="single" w:color="E2E8F0" w:sz="6" w:space="3"/>
+        </w:pBdr>
+        <w:spacing w:before="240" w:after="100"/>
         <w:rPr>
-          <w:rFonts w:ascii="Calibri" w:hAnsi="Calibri" w:eastAsia="微软雅黑"/>
+          <w:rFonts w:hint="eastAsia" w:ascii="Calibri" w:hAnsi="Calibri" w:eastAsia="微软雅黑"/>
           <w:b w:val="0"/>
           <w:color w:val="1F2937"/>
           <w:sz w:val="20"/>
         </w:rPr>
-        <w:t>这个想法源于我自己的经历。去年独自在欧洲多国自由行时，规划是最耗神的环节：攻略、天气、景点、价格分散在四五个 App，需要来回切换；而且几乎所有攻略都面向“所有人”，很难回答“一个人、预算有限、只有三天该如何取舍”。后来帮一位带孩子的朋友做规划，我发现她的约束更多——孩子的体力、雨天的备选、免费的去处。</w:t>
+      </w:pPr>
+      <w:r>
+        <w:rPr>
+          <w:rFonts w:hint="eastAsia" w:ascii="Calibri" w:hAnsi="Calibri" w:eastAsia="微软雅黑"/>
+          <w:b w:val="0"/>
+          <w:color w:val="1F2937"/>
+          <w:sz w:val="20"/>
+        </w:rPr>
+        <w:t>本项目想法来源于我的真实欧洲独自自由行经历：旅行规划耗费大量时间，天气、景点、价格等信息分散于多个应用，需要反复整合筛选；市面上的通用攻略也难以适配单人、有限预算、短出行天数等个性化限制。</w:t>
       </w:r>
     </w:p>
     <w:p>
       <w:pPr>
-        <w:spacing w:after="60" w:line="283" w:lineRule="auto"/>
-      </w:pPr>
-      <w:r>
+        <w:pBdr>
+          <w:bottom w:val="single" w:color="E2E8F0" w:sz="6" w:space="3"/>
+        </w:pBdr>
+        <w:spacing w:before="240" w:after="100"/>
         <w:rPr>
-          <w:rFonts w:ascii="Calibri" w:hAnsi="Calibri" w:eastAsia="微软雅黑"/>
+          <w:rFonts w:hint="eastAsia" w:ascii="Calibri" w:hAnsi="Calibri" w:eastAsia="微软雅黑"/>
           <w:b w:val="0"/>
           <w:color w:val="1F2937"/>
           <w:sz w:val="20"/>
         </w:rPr>
-        <w:t>于是我把目标用户定在约束最多、也最被现有工具忽视的群体：</w:t>
-      </w:r>
+      </w:pPr>
       <w:r>
         <w:rPr>
-          <w:rFonts w:ascii="Calibri" w:hAnsi="Calibri" w:eastAsia="微软雅黑"/>
-          <w:b/>
-          <w:color w:val="1F2937"/>
-          <w:sz w:val="20"/>
-        </w:rPr>
-        <w:t>带孩子及各类有明确约束的自由行用户</w:t>
-      </w:r>
-      <w:r>
-        <w:rPr>
-          <w:rFonts w:ascii="Calibri" w:hAnsi="Calibri" w:eastAsia="微软雅黑"/>
+          <w:rFonts w:hint="eastAsia" w:ascii="Calibri" w:hAnsi="Calibri" w:eastAsia="微软雅黑"/>
           <w:b w:val="0"/>
           <w:color w:val="1F2937"/>
           <w:sz w:val="20"/>
         </w:rPr>
-        <w:t>。产品的核心只有一条——把“自己查、自己拼”，变成一次能听懂约束、并给出可执行行程的对话。</w:t>
+        <w:t>后续帮带娃的朋友规划出行时，我进一步发现家庭出游还需要兼顾儿童体力、雨天备选、免费点位等多重约束。基于这些经历，我将目标用户锁定为</w:t>
+      </w:r>
+      <w:r>
+        <w:rPr>
+          <w:rFonts w:hint="eastAsia"/>
+          <w:b w:val="0"/>
+          <w:color w:val="1F2937"/>
+          <w:sz w:val="20"/>
+          <w:lang w:eastAsia="zh-CN"/>
+        </w:rPr>
+        <w:t>“</w:t>
+      </w:r>
+      <w:r>
+        <w:rPr>
+          <w:rFonts w:hint="eastAsia" w:ascii="Calibri" w:hAnsi="Calibri" w:eastAsia="微软雅黑"/>
+          <w:b w:val="0"/>
+          <w:color w:val="1F2937"/>
+          <w:sz w:val="20"/>
+        </w:rPr>
+        <w:t>存在明确出行限制的自由行用户</w:t>
+      </w:r>
+      <w:r>
+        <w:rPr>
+          <w:rFonts w:hint="eastAsia"/>
+          <w:b w:val="0"/>
+          <w:color w:val="1F2937"/>
+          <w:sz w:val="20"/>
+          <w:lang w:eastAsia="zh-CN"/>
+        </w:rPr>
+        <w:t>”</w:t>
+      </w:r>
+      <w:r>
+        <w:rPr>
+          <w:rFonts w:hint="eastAsia" w:ascii="Calibri" w:hAnsi="Calibri" w:eastAsia="微软雅黑"/>
+          <w:b w:val="0"/>
+          <w:color w:val="1F2937"/>
+          <w:sz w:val="20"/>
+        </w:rPr>
+        <w:t>，希望通过 AI 对话替代用户手动搜集、筛选和拼接行程，并将这一想法落地为完整产品原型。</w:t>
       </w:r>
     </w:p>
     <w:p>
@@ -502,13 +528,25 @@
     <w:p>
       <w:pPr>
         <w:spacing w:after="40"/>
+        <w:jc w:val="left"/>
+      </w:pPr>
+      <w:r>
+        <w:rPr>
+          <w:rFonts w:hint="eastAsia"/>
+        </w:rPr>
+        <w:t>这是一个已部署上线、公网可用的对话式旅行规划 Agent,由本人独立完成从需求定义、架构设计、开发到部署上线的全流程。它不止于聊天,而是会查真实数据、做确定性计算、记住用户、随时应变。</w:t>
+      </w:r>
+    </w:p>
+    <w:p>
+      <w:pPr>
+        <w:spacing w:after="40"/>
         <w:jc w:val="center"/>
       </w:pPr>
       <w:r>
         <w:drawing>
           <wp:inline distT="0" distB="0" distL="114300" distR="114300">
-            <wp:extent cx="2866390" cy="3110230"/>
-            <wp:effectExtent l="0" t="0" r="635" b="4445"/>
+            <wp:extent cx="3024505" cy="2866390"/>
+            <wp:effectExtent l="0" t="0" r="4445" b="635"/>
             <wp:docPr id="1" name="Picture 1"/>
             <wp:cNvGraphicFramePr>
               <a:graphicFrameLocks xmlns:a="http://schemas.openxmlformats.org/drawingml/2006/main" noChangeAspect="1"/>
@@ -531,7 +569,7 @@
                   <pic:spPr>
                     <a:xfrm>
                       <a:off x="0" y="0"/>
-                      <a:ext cx="2866390" cy="3110230"/>
+                      <a:ext cx="3024505" cy="2866390"/>
                     </a:xfrm>
                     <a:prstGeom prst="rect">
                       <a:avLst/>
@@ -543,8 +581,6 @@
           </wp:inline>
         </w:drawing>
       </w:r>
-      <w:bookmarkStart w:id="0" w:name="_GoBack"/>
-      <w:bookmarkEnd w:id="0"/>
     </w:p>
     <w:p>
       <w:pPr>
@@ -789,7 +825,7 @@
           <w:color w:val="1F2937"/>
           <w:sz w:val="20"/>
         </w:rPr>
-        <w:t>🎭 多画像适配：</w:t>
+        <w:t>多画像适配：</w:t>
       </w:r>
       <w:r>
         <w:rPr>
@@ -822,7 +858,7 @@
           <w:color w:val="1F2937"/>
           <w:sz w:val="20"/>
         </w:rPr>
-        <w:t>🚩 个人约束（红线）：</w:t>
+        <w:t>个人约束（红线）：</w:t>
       </w:r>
       <w:r>
         <w:rPr>
@@ -855,7 +891,7 @@
           <w:color w:val="1F2937"/>
           <w:sz w:val="20"/>
         </w:rPr>
-        <w:t>💰 预算控制 · 😌 强度节奏：</w:t>
+        <w:t>预算控制 · 强度节奏：</w:t>
       </w:r>
       <w:r>
         <w:rPr>
@@ -888,7 +924,7 @@
           <w:color w:val="1F2937"/>
           <w:sz w:val="20"/>
         </w:rPr>
-        <w:t>🗺️ 路线优化 · ♻️ 动态调整：</w:t>
+        <w:t>路线优化 · 动态调整：</w:t>
       </w:r>
       <w:r>
         <w:rPr>
@@ -921,7 +957,7 @@
           <w:color w:val="1F2937"/>
           <w:sz w:val="20"/>
         </w:rPr>
-        <w:t>✏️ 可编辑底稿：</w:t>
+        <w:t>可编辑底稿：</w:t>
       </w:r>
       <w:r>
         <w:rPr>
@@ -959,50 +995,298 @@
         <w:t>运行示例</w:t>
       </w:r>
     </w:p>
+    <w:tbl>
+      <w:tblPr>
+        <w:tblStyle w:val="32"/>
+        <w:tblW w:w="0" w:type="auto"/>
+        <w:jc w:val="center"/>
+        <w:tblBorders>
+          <w:top w:val="none" w:color="auto" w:sz="0" w:space="0"/>
+          <w:left w:val="none" w:color="auto" w:sz="0" w:space="0"/>
+          <w:bottom w:val="none" w:color="auto" w:sz="0" w:space="0"/>
+          <w:right w:val="none" w:color="auto" w:sz="0" w:space="0"/>
+          <w:insideH w:val="none" w:color="auto" w:sz="0" w:space="0"/>
+          <w:insideV w:val="none" w:color="auto" w:sz="0" w:space="0"/>
+        </w:tblBorders>
+        <w:tblLayout w:type="fixed"/>
+        <w:tblCellMar>
+          <w:top w:w="0" w:type="dxa"/>
+          <w:left w:w="108" w:type="dxa"/>
+          <w:bottom w:w="0" w:type="dxa"/>
+          <w:right w:w="108" w:type="dxa"/>
+        </w:tblCellMar>
+      </w:tblPr>
+      <w:tblGrid>
+        <w:gridCol w:w="3289"/>
+        <w:gridCol w:w="3289"/>
+        <w:gridCol w:w="3289"/>
+      </w:tblGrid>
+      <w:tr>
+        <w:tblPrEx>
+          <w:tblBorders>
+            <w:top w:val="none" w:color="auto" w:sz="0" w:space="0"/>
+            <w:left w:val="none" w:color="auto" w:sz="0" w:space="0"/>
+            <w:bottom w:val="none" w:color="auto" w:sz="0" w:space="0"/>
+            <w:right w:val="none" w:color="auto" w:sz="0" w:space="0"/>
+            <w:insideH w:val="none" w:color="auto" w:sz="0" w:space="0"/>
+            <w:insideV w:val="none" w:color="auto" w:sz="0" w:space="0"/>
+          </w:tblBorders>
+          <w:tblCellMar>
+            <w:top w:w="0" w:type="dxa"/>
+            <w:left w:w="108" w:type="dxa"/>
+            <w:bottom w:w="0" w:type="dxa"/>
+            <w:right w:w="108" w:type="dxa"/>
+          </w:tblCellMar>
+        </w:tblPrEx>
+        <w:trPr>
+          <w:trHeight w:val="90" w:hRule="atLeast"/>
+          <w:jc w:val="center"/>
+        </w:trPr>
+        <w:tc>
+          <w:tcPr>
+            <w:tcW w:w="3288" w:type="dxa"/>
+          </w:tcPr>
+          <w:p>
+            <w:pPr>
+              <w:spacing w:after="20" w:line="276" w:lineRule="auto"/>
+              <w:jc w:val="both"/>
+            </w:pPr>
+          </w:p>
+          <w:p>
+            <w:pPr>
+              <w:spacing w:after="20" w:line="276" w:lineRule="auto"/>
+              <w:jc w:val="both"/>
+            </w:pPr>
+          </w:p>
+          <w:p>
+            <w:pPr>
+              <w:spacing w:after="20" w:line="276" w:lineRule="auto"/>
+              <w:jc w:val="left"/>
+              <w:rPr>
+                <w:rFonts w:ascii="微软雅黑" w:hAnsi="微软雅黑"/>
+              </w:rPr>
+            </w:pPr>
+            <w:r>
+              <w:drawing>
+                <wp:inline distT="0" distB="0" distL="114300" distR="114300">
+                  <wp:extent cx="2035810" cy="1414145"/>
+                  <wp:effectExtent l="0" t="0" r="2540" b="5080"/>
+                  <wp:docPr id="2" name="Picture 2"/>
+                  <wp:cNvGraphicFramePr>
+                    <a:graphicFrameLocks xmlns:a="http://schemas.openxmlformats.org/drawingml/2006/main" noChangeAspect="1"/>
+                  </wp:cNvGraphicFramePr>
+                  <a:graphic xmlns:a="http://schemas.openxmlformats.org/drawingml/2006/main">
+                    <a:graphicData uri="http://schemas.openxmlformats.org/drawingml/2006/picture">
+                      <pic:pic xmlns:pic="http://schemas.openxmlformats.org/drawingml/2006/picture">
+                        <pic:nvPicPr>
+                          <pic:cNvPr id="2" name="Picture 2"/>
+                          <pic:cNvPicPr>
+                            <a:picLocks noChangeAspect="1"/>
+                          </pic:cNvPicPr>
+                        </pic:nvPicPr>
+                        <pic:blipFill>
+                          <a:blip r:embed="rId7"/>
+                          <a:stretch>
+                            <a:fillRect/>
+                          </a:stretch>
+                        </pic:blipFill>
+                        <pic:spPr>
+                          <a:xfrm>
+                            <a:off x="0" y="0"/>
+                            <a:ext cx="2035810" cy="1414145"/>
+                          </a:xfrm>
+                          <a:prstGeom prst="rect">
+                            <a:avLst/>
+                          </a:prstGeom>
+                        </pic:spPr>
+                      </pic:pic>
+                    </a:graphicData>
+                  </a:graphic>
+                </wp:inline>
+              </w:drawing>
+            </w:r>
+          </w:p>
+        </w:tc>
+        <w:tc>
+          <w:tcPr>
+            <w:tcW w:w="3288" w:type="dxa"/>
+          </w:tcPr>
+          <w:p>
+            <w:pPr>
+              <w:spacing w:after="20" w:line="276" w:lineRule="auto"/>
+              <w:jc w:val="center"/>
+              <w:rPr>
+                <w:rFonts w:ascii="Calibri" w:hAnsi="Calibri" w:eastAsia="微软雅黑"/>
+                <w:b w:val="0"/>
+                <w:color w:val="64748B"/>
+                <w:sz w:val="18"/>
+              </w:rPr>
+            </w:pPr>
+          </w:p>
+          <w:p>
+            <w:pPr>
+              <w:spacing w:after="20" w:line="276" w:lineRule="auto"/>
+              <w:jc w:val="center"/>
+              <w:rPr>
+                <w:rFonts w:ascii="Calibri" w:hAnsi="Calibri" w:eastAsia="微软雅黑"/>
+                <w:b w:val="0"/>
+                <w:color w:val="64748B"/>
+                <w:sz w:val="18"/>
+              </w:rPr>
+            </w:pPr>
+          </w:p>
+          <w:p>
+            <w:pPr>
+              <w:spacing w:after="20" w:line="276" w:lineRule="auto"/>
+              <w:jc w:val="center"/>
+              <w:rPr>
+                <w:rFonts w:ascii="微软雅黑" w:hAnsi="微软雅黑"/>
+              </w:rPr>
+            </w:pPr>
+            <w:r>
+              <w:rPr>
+                <w:rFonts w:ascii="Calibri" w:hAnsi="Calibri" w:eastAsia="微软雅黑"/>
+                <w:b w:val="0"/>
+                <w:color w:val="64748B"/>
+                <w:sz w:val="18"/>
+              </w:rPr>
+              <w:drawing>
+                <wp:inline distT="0" distB="0" distL="114300" distR="114300">
+                  <wp:extent cx="2077085" cy="2114550"/>
+                  <wp:effectExtent l="0" t="0" r="8890" b="0"/>
+                  <wp:docPr id="5" name="图片 5" descr="web_plan2"/>
+                  <wp:cNvGraphicFramePr>
+                    <a:graphicFrameLocks xmlns:a="http://schemas.openxmlformats.org/drawingml/2006/main" noChangeAspect="1"/>
+                  </wp:cNvGraphicFramePr>
+                  <a:graphic xmlns:a="http://schemas.openxmlformats.org/drawingml/2006/main">
+                    <a:graphicData uri="http://schemas.openxmlformats.org/drawingml/2006/picture">
+                      <pic:pic xmlns:pic="http://schemas.openxmlformats.org/drawingml/2006/picture">
+                        <pic:nvPicPr>
+                          <pic:cNvPr id="5" name="图片 5" descr="web_plan2"/>
+                          <pic:cNvPicPr>
+                            <a:picLocks noChangeAspect="1"/>
+                          </pic:cNvPicPr>
+                        </pic:nvPicPr>
+                        <pic:blipFill>
+                          <a:blip r:embed="rId8"/>
+                          <a:stretch>
+                            <a:fillRect/>
+                          </a:stretch>
+                        </pic:blipFill>
+                        <pic:spPr>
+                          <a:xfrm>
+                            <a:off x="0" y="0"/>
+                            <a:ext cx="2077085" cy="2114550"/>
+                          </a:xfrm>
+                          <a:prstGeom prst="rect">
+                            <a:avLst/>
+                          </a:prstGeom>
+                        </pic:spPr>
+                      </pic:pic>
+                    </a:graphicData>
+                  </a:graphic>
+                </wp:inline>
+              </w:drawing>
+            </w:r>
+          </w:p>
+          <w:p>
+            <w:pPr>
+              <w:spacing w:after="0" w:line="276" w:lineRule="auto"/>
+              <w:jc w:val="center"/>
+              <w:rPr>
+                <w:rFonts w:ascii="微软雅黑" w:hAnsi="微软雅黑"/>
+              </w:rPr>
+            </w:pPr>
+          </w:p>
+        </w:tc>
+        <w:tc>
+          <w:tcPr>
+            <w:tcW w:w="3288" w:type="dxa"/>
+          </w:tcPr>
+          <w:p>
+            <w:pPr>
+              <w:spacing w:after="20" w:line="276" w:lineRule="auto"/>
+              <w:jc w:val="center"/>
+              <w:rPr>
+                <w:rFonts w:hint="eastAsia" w:eastAsia="微软雅黑"/>
+                <w:lang w:eastAsia="zh-CN"/>
+              </w:rPr>
+            </w:pPr>
+          </w:p>
+          <w:p>
+            <w:pPr>
+              <w:spacing w:after="20" w:line="276" w:lineRule="auto"/>
+              <w:jc w:val="center"/>
+              <w:rPr>
+                <w:rFonts w:hint="eastAsia" w:eastAsia="微软雅黑"/>
+                <w:lang w:eastAsia="zh-CN"/>
+              </w:rPr>
+            </w:pPr>
+          </w:p>
+          <w:p>
+            <w:pPr>
+              <w:spacing w:after="20" w:line="276" w:lineRule="auto"/>
+              <w:jc w:val="both"/>
+              <w:rPr>
+                <w:rFonts w:ascii="微软雅黑" w:hAnsi="微软雅黑"/>
+              </w:rPr>
+            </w:pPr>
+            <w:r>
+              <w:rPr>
+                <w:rFonts w:hint="eastAsia" w:eastAsia="微软雅黑"/>
+                <w:lang w:eastAsia="zh-CN"/>
+              </w:rPr>
+              <w:drawing>
+                <wp:inline distT="0" distB="0" distL="114300" distR="114300">
+                  <wp:extent cx="1991360" cy="1253490"/>
+                  <wp:effectExtent l="0" t="0" r="8890" b="3810"/>
+                  <wp:docPr id="6" name="图片 6" descr="web_plan3"/>
+                  <wp:cNvGraphicFramePr>
+                    <a:graphicFrameLocks xmlns:a="http://schemas.openxmlformats.org/drawingml/2006/main" noChangeAspect="1"/>
+                  </wp:cNvGraphicFramePr>
+                  <a:graphic xmlns:a="http://schemas.openxmlformats.org/drawingml/2006/main">
+                    <a:graphicData uri="http://schemas.openxmlformats.org/drawingml/2006/picture">
+                      <pic:pic xmlns:pic="http://schemas.openxmlformats.org/drawingml/2006/picture">
+                        <pic:nvPicPr>
+                          <pic:cNvPr id="6" name="图片 6" descr="web_plan3"/>
+                          <pic:cNvPicPr>
+                            <a:picLocks noChangeAspect="1"/>
+                          </pic:cNvPicPr>
+                        </pic:nvPicPr>
+                        <pic:blipFill>
+                          <a:blip r:embed="rId9"/>
+                          <a:stretch>
+                            <a:fillRect/>
+                          </a:stretch>
+                        </pic:blipFill>
+                        <pic:spPr>
+                          <a:xfrm>
+                            <a:off x="0" y="0"/>
+                            <a:ext cx="1991360" cy="1253490"/>
+                          </a:xfrm>
+                          <a:prstGeom prst="rect">
+                            <a:avLst/>
+                          </a:prstGeom>
+                        </pic:spPr>
+                      </pic:pic>
+                    </a:graphicData>
+                  </a:graphic>
+                </wp:inline>
+              </w:drawing>
+            </w:r>
+          </w:p>
+        </w:tc>
+      </w:tr>
+    </w:tbl>
     <w:p>
       <w:pPr>
         <w:spacing w:after="40"/>
         <w:jc w:val="center"/>
+        <w:rPr>
+          <w:rFonts w:hint="eastAsia" w:eastAsia="微软雅黑"/>
+          <w:lang w:eastAsia="zh-CN"/>
+        </w:rPr>
       </w:pPr>
-      <w:r>
-        <w:drawing>
-          <wp:inline distT="0" distB="0" distL="114300" distR="114300">
-            <wp:extent cx="3169285" cy="1964055"/>
-            <wp:effectExtent l="0" t="0" r="2540" b="7620"/>
-            <wp:docPr id="2" name="Picture 2"/>
-            <wp:cNvGraphicFramePr>
-              <a:graphicFrameLocks xmlns:a="http://schemas.openxmlformats.org/drawingml/2006/main" noChangeAspect="1"/>
-            </wp:cNvGraphicFramePr>
-            <a:graphic xmlns:a="http://schemas.openxmlformats.org/drawingml/2006/main">
-              <a:graphicData uri="http://schemas.openxmlformats.org/drawingml/2006/picture">
-                <pic:pic xmlns:pic="http://schemas.openxmlformats.org/drawingml/2006/picture">
-                  <pic:nvPicPr>
-                    <pic:cNvPr id="2" name="Picture 2"/>
-                    <pic:cNvPicPr>
-                      <a:picLocks noChangeAspect="1"/>
-                    </pic:cNvPicPr>
-                  </pic:nvPicPr>
-                  <pic:blipFill>
-                    <a:blip r:embed="rId7"/>
-                    <a:stretch>
-                      <a:fillRect/>
-                    </a:stretch>
-                  </pic:blipFill>
-                  <pic:spPr>
-                    <a:xfrm>
-                      <a:off x="0" y="0"/>
-                      <a:ext cx="3169285" cy="1964055"/>
-                    </a:xfrm>
-                    <a:prstGeom prst="rect">
-                      <a:avLst/>
-                    </a:prstGeom>
-                  </pic:spPr>
-                </pic:pic>
-              </a:graphicData>
-            </a:graphic>
-          </wp:inline>
-        </w:drawing>
-      </w:r>
     </w:p>
     <w:p>
       <w:pPr>
@@ -1026,8 +1310,8 @@
       <w:r>
         <w:drawing>
           <wp:inline distT="0" distB="0" distL="114300" distR="114300">
-            <wp:extent cx="3137535" cy="2346960"/>
-            <wp:effectExtent l="0" t="0" r="5715" b="5715"/>
+            <wp:extent cx="2932430" cy="2193925"/>
+            <wp:effectExtent l="0" t="0" r="1270" b="6350"/>
             <wp:docPr id="3" name="Picture 3"/>
             <wp:cNvGraphicFramePr>
               <a:graphicFrameLocks xmlns:a="http://schemas.openxmlformats.org/drawingml/2006/main" noChangeAspect="1"/>
@@ -1042,7 +1326,7 @@
                     </pic:cNvPicPr>
                   </pic:nvPicPr>
                   <pic:blipFill>
-                    <a:blip r:embed="rId8"/>
+                    <a:blip r:embed="rId10"/>
                     <a:stretch>
                       <a:fillRect/>
                     </a:stretch>
@@ -1050,7 +1334,7 @@
                   <pic:spPr>
                     <a:xfrm>
                       <a:off x="0" y="0"/>
-                      <a:ext cx="3137535" cy="2346960"/>
+                      <a:ext cx="2932430" cy="2193925"/>
                     </a:xfrm>
                     <a:prstGeom prst="rect">
                       <a:avLst/>
@@ -1127,7 +1411,7 @@
                     </pic:cNvPicPr>
                   </pic:nvPicPr>
                   <pic:blipFill>
-                    <a:blip r:embed="rId9"/>
+                    <a:blip r:embed="rId11"/>
                     <a:stretch>
                       <a:fillRect/>
                     </a:stretch>
@@ -1210,11 +1494,9 @@
         </w:tblCellMar>
       </w:tblPr>
       <w:tblGrid>
-        <w:gridCol w:w="60"/>
         <w:gridCol w:w="3251"/>
         <w:gridCol w:w="3251"/>
-        <w:gridCol w:w="3190"/>
-        <w:gridCol w:w="61"/>
+        <w:gridCol w:w="3251"/>
       </w:tblGrid>
       <w:tr>
         <w:tblPrEx>
@@ -1234,12 +1516,11 @@
           </w:tblCellMar>
         </w:tblPrEx>
         <w:trPr>
-          <w:gridBefore w:val="1"/>
           <w:jc w:val="center"/>
         </w:trPr>
         <w:tc>
           <w:tcPr>
-            <w:tcW w:w="3250" w:type="dxa"/>
+            <w:tcW w:w="3251" w:type="dxa"/>
             <w:shd w:val="clear" w:color="auto" w:fill="0F766E"/>
             <w:tcMar>
               <w:top w:w="70" w:type="dxa"/>
@@ -1265,7 +1546,7 @@
         </w:tc>
         <w:tc>
           <w:tcPr>
-            <w:tcW w:w="3250" w:type="dxa"/>
+            <w:tcW w:w="3251" w:type="dxa"/>
             <w:shd w:val="clear" w:color="auto" w:fill="0F766E"/>
             <w:tcMar>
               <w:top w:w="70" w:type="dxa"/>
@@ -1291,8 +1572,7 @@
         </w:tc>
         <w:tc>
           <w:tcPr>
-            <w:tcW w:w="3250" w:type="dxa"/>
-            <w:gridSpan w:val="2"/>
+            <w:tcW w:w="3251" w:type="dxa"/>
             <w:shd w:val="clear" w:color="auto" w:fill="0F766E"/>
             <w:tcMar>
               <w:top w:w="70" w:type="dxa"/>
@@ -1335,12 +1615,11 @@
           </w:tblCellMar>
         </w:tblPrEx>
         <w:trPr>
-          <w:gridBefore w:val="1"/>
           <w:jc w:val="center"/>
         </w:trPr>
         <w:tc>
           <w:tcPr>
-            <w:tcW w:w="3250" w:type="dxa"/>
+            <w:tcW w:w="3251" w:type="dxa"/>
             <w:tcMar>
               <w:top w:w="70" w:type="dxa"/>
               <w:left w:w="110" w:type="dxa"/>
@@ -1365,7 +1644,7 @@
         </w:tc>
         <w:tc>
           <w:tcPr>
-            <w:tcW w:w="3250" w:type="dxa"/>
+            <w:tcW w:w="3251" w:type="dxa"/>
             <w:tcMar>
               <w:top w:w="70" w:type="dxa"/>
               <w:left w:w="110" w:type="dxa"/>
@@ -1390,8 +1669,7 @@
         </w:tc>
         <w:tc>
           <w:tcPr>
-            <w:tcW w:w="3250" w:type="dxa"/>
-            <w:gridSpan w:val="2"/>
+            <w:tcW w:w="3251" w:type="dxa"/>
             <w:tcMar>
               <w:top w:w="70" w:type="dxa"/>
               <w:left w:w="110" w:type="dxa"/>
@@ -1433,12 +1711,11 @@
           </w:tblCellMar>
         </w:tblPrEx>
         <w:trPr>
-          <w:gridBefore w:val="1"/>
           <w:jc w:val="center"/>
         </w:trPr>
         <w:tc>
           <w:tcPr>
-            <w:tcW w:w="3250" w:type="dxa"/>
+            <w:tcW w:w="3251" w:type="dxa"/>
             <w:tcMar>
               <w:top w:w="70" w:type="dxa"/>
               <w:left w:w="110" w:type="dxa"/>
@@ -1463,7 +1740,7 @@
         </w:tc>
         <w:tc>
           <w:tcPr>
-            <w:tcW w:w="3250" w:type="dxa"/>
+            <w:tcW w:w="3251" w:type="dxa"/>
             <w:tcMar>
               <w:top w:w="70" w:type="dxa"/>
               <w:left w:w="110" w:type="dxa"/>
@@ -1488,8 +1765,7 @@
         </w:tc>
         <w:tc>
           <w:tcPr>
-            <w:tcW w:w="3250" w:type="dxa"/>
-            <w:gridSpan w:val="2"/>
+            <w:tcW w:w="3251" w:type="dxa"/>
             <w:tcMar>
               <w:top w:w="70" w:type="dxa"/>
               <w:left w:w="110" w:type="dxa"/>
@@ -1531,12 +1807,11 @@
           </w:tblCellMar>
         </w:tblPrEx>
         <w:trPr>
-          <w:gridBefore w:val="1"/>
           <w:jc w:val="center"/>
         </w:trPr>
         <w:tc>
           <w:tcPr>
-            <w:tcW w:w="3250" w:type="dxa"/>
+            <w:tcW w:w="3251" w:type="dxa"/>
             <w:tcMar>
               <w:top w:w="70" w:type="dxa"/>
               <w:left w:w="110" w:type="dxa"/>
@@ -1561,7 +1836,7 @@
         </w:tc>
         <w:tc>
           <w:tcPr>
-            <w:tcW w:w="3250" w:type="dxa"/>
+            <w:tcW w:w="3251" w:type="dxa"/>
             <w:tcMar>
               <w:top w:w="70" w:type="dxa"/>
               <w:left w:w="110" w:type="dxa"/>
@@ -1586,8 +1861,7 @@
         </w:tc>
         <w:tc>
           <w:tcPr>
-            <w:tcW w:w="3250" w:type="dxa"/>
-            <w:gridSpan w:val="2"/>
+            <w:tcW w:w="3251" w:type="dxa"/>
             <w:tcMar>
               <w:top w:w="70" w:type="dxa"/>
               <w:left w:w="110" w:type="dxa"/>
@@ -1629,13 +1903,12 @@
           </w:tblCellMar>
         </w:tblPrEx>
         <w:trPr>
-          <w:gridAfter w:val="1"/>
           <w:jc w:val="center"/>
         </w:trPr>
         <w:tc>
           <w:tcPr>
-            <w:tcW w:w="9751" w:type="dxa"/>
-            <w:gridSpan w:val="4"/>
+            <w:tcW w:w="9753" w:type="dxa"/>
+            <w:gridSpan w:val="3"/>
             <w:shd w:val="clear" w:color="auto" w:fill="F0FDFA"/>
             <w:tcMar>
               <w:top w:w="130" w:type="dxa"/>
@@ -1905,24 +2178,92 @@
     <w:p>
       <w:pPr>
         <w:spacing w:after="60" w:line="283" w:lineRule="auto"/>
-      </w:pPr>
-      <w:r>
         <w:rPr>
-          <w:rFonts w:ascii="Calibri" w:hAnsi="Calibri" w:eastAsia="微软雅黑"/>
+          <w:rFonts w:hint="eastAsia" w:ascii="Calibri" w:hAnsi="Calibri" w:eastAsia="微软雅黑"/>
           <w:b/>
           <w:color w:val="1F2937"/>
           <w:sz w:val="20"/>
         </w:rPr>
-        <w:t>这是个人原型，不是成熟产品。</w:t>
+      </w:pPr>
+      <w:r>
+        <w:rPr>
+          <w:rFonts w:hint="eastAsia" w:ascii="Calibri" w:hAnsi="Calibri" w:eastAsia="微软雅黑"/>
+          <w:b/>
+          <w:color w:val="1F2937"/>
+          <w:sz w:val="20"/>
+        </w:rPr>
+        <w:t xml:space="preserve">当前版本聚焦「规划」环节的核心价值——懂约束、可执行、能应变,并已完整跑通、上线可用。 </w:t>
+      </w:r>
+    </w:p>
+    <w:p>
+      <w:pPr>
+        <w:spacing w:after="60" w:line="283" w:lineRule="auto"/>
+        <w:rPr>
+          <w:rFonts w:hint="eastAsia" w:ascii="Calibri" w:hAnsi="Calibri" w:eastAsia="微软雅黑"/>
+          <w:b/>
+          <w:color w:val="1F2937"/>
+          <w:sz w:val="20"/>
+        </w:rPr>
+      </w:pPr>
+      <w:r>
+        <w:rPr>
+          <w:rFonts w:hint="eastAsia" w:ascii="Calibri" w:hAnsi="Calibri" w:eastAsia="微软雅黑"/>
+          <w:b/>
+          <w:color w:val="1F2937"/>
+          <w:sz w:val="20"/>
+        </w:rPr>
+        <w:t>数据深度:</w:t>
       </w:r>
       <w:r>
         <w:rPr>
-          <w:rFonts w:ascii="Calibri" w:hAnsi="Calibri" w:eastAsia="微软雅黑"/>
+          <w:rFonts w:hint="eastAsia" w:ascii="Calibri" w:hAnsi="Calibri" w:eastAsia="微软雅黑"/>
           <w:b w:val="0"/>
+          <w:bCs/>
           <w:color w:val="1F2937"/>
           <w:sz w:val="20"/>
         </w:rPr>
-        <w:t>已知局限：景点库较小；价格 / 开放时间 / 余票为静态或缺失（出发前需以官方为准）；路线用直线距离近似；没有真实预订闭环与账户体系。</w:t>
+        <w:t>现阶段景点库与价格 / 开放时间 / 余票以基础数据为主,下一步接入真实、实时的 POI 与库存数据,让建议更精准可依。</w:t>
+      </w:r>
+      <w:bookmarkStart w:id="0" w:name="_GoBack"/>
+      <w:bookmarkEnd w:id="0"/>
+    </w:p>
+    <w:p>
+      <w:pPr>
+        <w:spacing w:after="60" w:line="283" w:lineRule="auto"/>
+        <w:rPr>
+          <w:rFonts w:hint="eastAsia" w:ascii="Calibri" w:hAnsi="Calibri" w:eastAsia="微软雅黑"/>
+          <w:b/>
+          <w:color w:val="1F2937"/>
+          <w:sz w:val="20"/>
+        </w:rPr>
+      </w:pPr>
+      <w:r>
+        <w:rPr>
+          <w:rFonts w:hint="eastAsia" w:ascii="Calibri" w:hAnsi="Calibri" w:eastAsia="微软雅黑"/>
+          <w:b/>
+          <w:color w:val="1F2937"/>
+          <w:sz w:val="20"/>
+        </w:rPr>
+        <w:t>路线精度:</w:t>
+      </w:r>
+      <w:r>
+        <w:rPr>
+          <w:rFonts w:hint="eastAsia" w:ascii="Calibri" w:hAnsi="Calibri" w:eastAsia="微软雅黑"/>
+          <w:b w:val="0"/>
+          <w:bCs/>
+          <w:color w:val="1F2937"/>
+          <w:sz w:val="20"/>
+        </w:rPr>
+        <w:t>当前以经纬度直线距离做全局最优,后续接入真实步行 / 公共交通时长,进一步贴近实际</w:t>
+      </w:r>
+      <w:r>
+        <w:rPr>
+          <w:rFonts w:hint="eastAsia" w:ascii="Calibri" w:hAnsi="Calibri" w:eastAsia="微软雅黑"/>
+          <w:b/>
+          <w:color w:val="1F2937"/>
+          <w:sz w:val="20"/>
+        </w:rPr>
+        <w:t>。</w:t>
       </w:r>
     </w:p>
     <w:p>
@@ -1931,26 +2272,42 @@
       </w:pPr>
       <w:r>
         <w:rPr>
-          <w:rFonts w:ascii="Calibri" w:hAnsi="Calibri" w:eastAsia="微软雅黑"/>
+          <w:rFonts w:hint="eastAsia" w:ascii="Calibri" w:hAnsi="Calibri" w:eastAsia="微软雅黑"/>
           <w:b/>
           <w:color w:val="1F2937"/>
           <w:sz w:val="20"/>
         </w:rPr>
-        <w:t>下一步：</w:t>
+        <w:t>业务闭环:</w:t>
       </w:r>
       <w:r>
         <w:rPr>
-          <w:rFonts w:ascii="Calibri" w:hAnsi="Calibri" w:eastAsia="微软雅黑"/>
+          <w:rFonts w:hint="eastAsia" w:ascii="Calibri" w:hAnsi="Calibri" w:eastAsia="微软雅黑"/>
           <w:b w:val="0"/>
+          <w:bCs/>
           <w:color w:val="1F2937"/>
           <w:sz w:val="20"/>
         </w:rPr>
-        <w:t>接入真实 POI / 价格 / 库存数据，打通“规划 → 预订”闭环——而这些正需要平台级的数据与基建，也是我最想投入去做的方向。</w:t>
+        <w:t>打通「规划 → 预订」闭环并引入账户体系,从「帮你想清楚」延伸到「帮你订下来」</w:t>
+      </w:r>
+      <w:r>
+        <w:rPr>
+          <w:rFonts w:hint="eastAsia" w:ascii="Calibri" w:hAnsi="Calibri" w:eastAsia="微软雅黑"/>
+          <w:b/>
+          <w:color w:val="1F2937"/>
+          <w:sz w:val="20"/>
+        </w:rPr>
+        <w:t>。</w:t>
       </w:r>
     </w:p>
     <w:p>
       <w:pPr>
         <w:spacing w:before="180"/>
+        <w:rPr>
+          <w:rFonts w:ascii="Calibri" w:hAnsi="Calibri" w:eastAsia="微软雅黑"/>
+          <w:b w:val="0"/>
+          <w:color w:val="64748B"/>
+          <w:sz w:val="18"/>
+        </w:rPr>
       </w:pPr>
       <w:r>
         <w:rPr>
@@ -1959,8 +2316,135 @@
           <w:color w:val="64748B"/>
           <w:sz w:val="18"/>
         </w:rPr>
-        <w:t>周艳蓉 · 旅行规划 Agent　|　在线体验 travel-planning-agent-u4yi.onrender.com　|　源码与完整 PRD 见 GitHub</w:t>
+        <w:t>周艳蓉 · 旅行规划 Agent　|　在线体验</w:t>
       </w:r>
+      <w:r>
+        <w:rPr>
+          <w:rFonts w:hint="eastAsia" w:ascii="微软雅黑" w:hAnsi="微软雅黑" w:eastAsia="微软雅黑"/>
+          <w:b w:val="0"/>
+          <w:color w:val="64748B"/>
+          <w:sz w:val="18"/>
+        </w:rPr>
+        <w:fldChar w:fldCharType="begin"/>
+      </w:r>
+      <w:r>
+        <w:rPr>
+          <w:rFonts w:hint="eastAsia" w:ascii="微软雅黑" w:hAnsi="微软雅黑" w:eastAsia="微软雅黑"/>
+          <w:b w:val="0"/>
+          <w:color w:val="64748B"/>
+          <w:sz w:val="18"/>
+        </w:rPr>
+        <w:instrText xml:space="preserve"> HYPERLINK "https://travel-planning-agent-u4yi.onrender.com/" </w:instrText>
+      </w:r>
+      <w:r>
+        <w:rPr>
+          <w:rFonts w:hint="eastAsia" w:ascii="微软雅黑" w:hAnsi="微软雅黑" w:eastAsia="微软雅黑"/>
+          <w:b w:val="0"/>
+          <w:color w:val="64748B"/>
+          <w:sz w:val="18"/>
+        </w:rPr>
+        <w:fldChar w:fldCharType="separate"/>
+      </w:r>
+      <w:r>
+        <w:rPr>
+          <w:rFonts w:hint="eastAsia" w:ascii="微软雅黑" w:hAnsi="微软雅黑" w:eastAsia="微软雅黑"/>
+          <w:b w:val="0"/>
+          <w:color w:val="64748B"/>
+          <w:sz w:val="18"/>
+        </w:rPr>
+        <w:t>https://travel-planning-agent-u4yi.onrender.com/</w:t>
+      </w:r>
+      <w:r>
+        <w:rPr>
+          <w:rFonts w:hint="eastAsia" w:ascii="微软雅黑" w:hAnsi="微软雅黑" w:eastAsia="微软雅黑"/>
+          <w:b w:val="0"/>
+          <w:color w:val="64748B"/>
+          <w:sz w:val="18"/>
+        </w:rPr>
+        <w:fldChar w:fldCharType="end"/>
+      </w:r>
+      <w:r>
+        <w:rPr>
+          <w:rFonts w:hint="eastAsia" w:ascii="微软雅黑" w:hAnsi="微软雅黑" w:eastAsia="微软雅黑"/>
+          <w:b w:val="0"/>
+          <w:color w:val="64748B"/>
+          <w:sz w:val="18"/>
+          <w:lang w:val="en-US" w:eastAsia="zh-CN"/>
+        </w:rPr>
+        <w:t xml:space="preserve"> </w:t>
+      </w:r>
+      <w:r>
+        <w:rPr>
+          <w:rFonts w:hint="eastAsia"/>
+          <w:b w:val="0"/>
+          <w:color w:val="64748B"/>
+          <w:sz w:val="18"/>
+          <w:lang w:val="en-US" w:eastAsia="zh-CN"/>
+        </w:rPr>
+        <w:t xml:space="preserve"> </w:t>
+      </w:r>
+      <w:r>
+        <w:rPr>
+          <w:rFonts w:ascii="Calibri" w:hAnsi="Calibri" w:eastAsia="微软雅黑"/>
+          <w:b w:val="0"/>
+          <w:color w:val="64748B"/>
+          <w:sz w:val="18"/>
+        </w:rPr>
+        <w:t>|　</w:t>
+      </w:r>
+      <w:r>
+        <w:rPr>
+          <w:rFonts w:hint="eastAsia" w:ascii="Calibri" w:hAnsi="Calibri" w:eastAsia="微软雅黑"/>
+          <w:b w:val="0"/>
+          <w:color w:val="64748B"/>
+          <w:sz w:val="18"/>
+        </w:rPr>
+        <w:t>源码与完整 PRD：https://github.com/Sharon-yanrong/travel-planning-agent</w:t>
+      </w:r>
+    </w:p>
+    <w:p>
+      <w:pPr>
+        <w:spacing w:before="180"/>
+        <w:rPr>
+          <w:rFonts w:ascii="Calibri" w:hAnsi="Calibri" w:eastAsia="微软雅黑"/>
+          <w:b w:val="0"/>
+          <w:color w:val="64748B"/>
+          <w:sz w:val="18"/>
+        </w:rPr>
+      </w:pPr>
+    </w:p>
+    <w:p>
+      <w:pPr>
+        <w:spacing w:before="180"/>
+        <w:rPr>
+          <w:rFonts w:ascii="Calibri" w:hAnsi="Calibri" w:eastAsia="微软雅黑"/>
+          <w:b w:val="0"/>
+          <w:color w:val="64748B"/>
+          <w:sz w:val="18"/>
+        </w:rPr>
+      </w:pPr>
+    </w:p>
+    <w:p>
+      <w:pPr>
+        <w:spacing w:before="180"/>
+        <w:rPr>
+          <w:rFonts w:ascii="Calibri" w:hAnsi="Calibri" w:eastAsia="微软雅黑"/>
+          <w:b w:val="0"/>
+          <w:color w:val="64748B"/>
+          <w:sz w:val="18"/>
+        </w:rPr>
+      </w:pPr>
+    </w:p>
+    <w:p>
+      <w:pPr>
+        <w:spacing w:before="180"/>
+        <w:rPr>
+          <w:rFonts w:ascii="Calibri" w:hAnsi="Calibri" w:eastAsia="微软雅黑"/>
+          <w:b w:val="0"/>
+          <w:color w:val="64748B"/>
+          <w:sz w:val="18"/>
+        </w:rPr>
+      </w:pPr>
     </w:p>
     <w:sectPr>
       <w:pgSz w:w="11906" w:h="16838"/>
@@ -2204,7 +2688,7 @@
     <w:lsdException w:uiPriority="99" w:name="Normal Indent"/>
     <w:lsdException w:uiPriority="99" w:name="footnote text"/>
     <w:lsdException w:uiPriority="99" w:name="annotation text"/>
-    <w:lsdException w:uiPriority="99" w:semiHidden="0" w:name="header"/>
+    <w:lsdException w:qFormat="1" w:uiPriority="99" w:semiHidden="0" w:name="header"/>
     <w:lsdException w:qFormat="1" w:uiPriority="99" w:semiHidden="0" w:name="footer"/>
     <w:lsdException w:uiPriority="99" w:name="index heading"/>
     <w:lsdException w:qFormat="1" w:uiPriority="35" w:name="caption"/>
@@ -2218,16 +2702,16 @@
     <w:lsdException w:uiPriority="99" w:name="endnote reference"/>
     <w:lsdException w:uiPriority="99" w:name="endnote text"/>
     <w:lsdException w:uiPriority="99" w:name="table of authorities"/>
-    <w:lsdException w:uiPriority="99" w:semiHidden="0" w:name="macro"/>
+    <w:lsdException w:qFormat="1" w:uiPriority="99" w:semiHidden="0" w:name="macro"/>
     <w:lsdException w:uiPriority="99" w:name="toa heading"/>
-    <w:lsdException w:uiPriority="99" w:semiHidden="0" w:name="List"/>
-    <w:lsdException w:uiPriority="99" w:semiHidden="0" w:name="List Bullet"/>
-    <w:lsdException w:uiPriority="99" w:semiHidden="0" w:name="List Number"/>
+    <w:lsdException w:qFormat="1" w:uiPriority="99" w:semiHidden="0" w:name="List"/>
+    <w:lsdException w:qFormat="1" w:uiPriority="99" w:semiHidden="0" w:name="List Bullet"/>
+    <w:lsdException w:qFormat="1" w:uiPriority="99" w:semiHidden="0" w:name="List Number"/>
     <w:lsdException w:qFormat="1" w:uiPriority="99" w:semiHidden="0" w:name="List 2"/>
     <w:lsdException w:qFormat="1" w:uiPriority="99" w:semiHidden="0" w:name="List 3"/>
     <w:lsdException w:uiPriority="99" w:name="List 4"/>
     <w:lsdException w:uiPriority="99" w:name="List 5"/>
-    <w:lsdException w:uiPriority="99" w:semiHidden="0" w:name="List Bullet 2"/>
+    <w:lsdException w:qFormat="1" w:uiPriority="99" w:semiHidden="0" w:name="List Bullet 2"/>
     <w:lsdException w:qFormat="1" w:uiPriority="99" w:semiHidden="0" w:name="List Bullet 3"/>
     <w:lsdException w:uiPriority="99" w:name="List Bullet 4"/>
     <w:lsdException w:uiPriority="99" w:name="List Bullet 5"/>
@@ -2238,11 +2722,11 @@
     <w:lsdException w:qFormat="1" w:unhideWhenUsed="0" w:uiPriority="10" w:semiHidden="0" w:name="Title"/>
     <w:lsdException w:uiPriority="99" w:name="Closing"/>
     <w:lsdException w:uiPriority="99" w:name="Signature"/>
-    <w:lsdException w:uiPriority="1" w:name="Default Paragraph Font"/>
-    <w:lsdException w:uiPriority="99" w:semiHidden="0" w:name="Body Text"/>
+    <w:lsdException w:qFormat="1" w:uiPriority="1" w:name="Default Paragraph Font"/>
+    <w:lsdException w:qFormat="1" w:uiPriority="99" w:semiHidden="0" w:name="Body Text"/>
     <w:lsdException w:uiPriority="99" w:name="Body Text Indent"/>
     <w:lsdException w:qFormat="1" w:uiPriority="99" w:semiHidden="0" w:name="List Continue"/>
-    <w:lsdException w:uiPriority="99" w:semiHidden="0" w:name="List Continue 2"/>
+    <w:lsdException w:qFormat="1" w:uiPriority="99" w:semiHidden="0" w:name="List Continue 2"/>
     <w:lsdException w:qFormat="1" w:uiPriority="99" w:semiHidden="0" w:name="List Continue 3"/>
     <w:lsdException w:uiPriority="99" w:name="List Continue 4"/>
     <w:lsdException w:uiPriority="99" w:name="List Continue 5"/>
@@ -2253,12 +2737,12 @@
     <w:lsdException w:uiPriority="99" w:name="Body Text First Indent"/>
     <w:lsdException w:uiPriority="99" w:name="Body Text First Indent 2"/>
     <w:lsdException w:uiPriority="99" w:name="Note Heading"/>
-    <w:lsdException w:uiPriority="99" w:semiHidden="0" w:name="Body Text 2"/>
-    <w:lsdException w:uiPriority="99" w:semiHidden="0" w:name="Body Text 3"/>
+    <w:lsdException w:qFormat="1" w:uiPriority="99" w:semiHidden="0" w:name="Body Text 2"/>
+    <w:lsdException w:qFormat="1" w:uiPriority="99" w:semiHidden="0" w:name="Body Text 3"/>
     <w:lsdException w:uiPriority="99" w:name="Body Text Indent 2"/>
     <w:lsdException w:uiPriority="99" w:name="Body Text Indent 3"/>
     <w:lsdException w:uiPriority="99" w:name="Block Text"/>
-    <w:lsdException w:uiPriority="99" w:name="Hyperlink"/>
+    <w:lsdException w:qFormat="1" w:uiPriority="99" w:semiHidden="0" w:name="Hyperlink"/>
     <w:lsdException w:uiPriority="99" w:name="FollowedHyperlink"/>
     <w:lsdException w:qFormat="1" w:unhideWhenUsed="0" w:uiPriority="22" w:semiHidden="0" w:name="Strong"/>
     <w:lsdException w:qFormat="1" w:unhideWhenUsed="0" w:uiPriority="20" w:semiHidden="0" w:name="Emphasis"/>
@@ -2276,7 +2760,7 @@
     <w:lsdException w:uiPriority="99" w:name="HTML Sample"/>
     <w:lsdException w:uiPriority="99" w:name="HTML Typewriter"/>
     <w:lsdException w:uiPriority="99" w:name="HTML Variable"/>
-    <w:lsdException w:uiPriority="99" w:name="Normal Table"/>
+    <w:lsdException w:qFormat="1" w:uiPriority="99" w:name="Normal Table"/>
     <w:lsdException w:uiPriority="99" w:name="annotation subject"/>
     <w:lsdException w:uiPriority="99" w:name="Table Simple 1"/>
     <w:lsdException w:uiPriority="99" w:name="Table Simple 2"/>
@@ -2321,25 +2805,25 @@
     <w:lsdException w:uiPriority="99" w:name="Table Web 2"/>
     <w:lsdException w:uiPriority="99" w:name="Table Web 3"/>
     <w:lsdException w:uiPriority="99" w:name="Balloon Text"/>
-    <w:lsdException w:unhideWhenUsed="0" w:uiPriority="59" w:semiHidden="0" w:name="Table Grid"/>
+    <w:lsdException w:qFormat="1" w:unhideWhenUsed="0" w:uiPriority="59" w:semiHidden="0" w:name="Table Grid"/>
     <w:lsdException w:uiPriority="99" w:name="Table Theme"/>
     <w:lsdException w:qFormat="1" w:unhideWhenUsed="0" w:uiPriority="1" w:semiHidden="0" w:name="No Spacing"/>
-    <w:lsdException w:unhideWhenUsed="0" w:uiPriority="60" w:semiHidden="0" w:name="Light Shading"/>
+    <w:lsdException w:qFormat="1" w:unhideWhenUsed="0" w:uiPriority="60" w:semiHidden="0" w:name="Light Shading"/>
     <w:lsdException w:qFormat="1" w:unhideWhenUsed="0" w:uiPriority="61" w:semiHidden="0" w:name="Light List"/>
-    <w:lsdException w:unhideWhenUsed="0" w:uiPriority="62" w:semiHidden="0" w:name="Light Grid"/>
-    <w:lsdException w:unhideWhenUsed="0" w:uiPriority="63" w:semiHidden="0" w:name="Medium Shading 1"/>
-    <w:lsdException w:unhideWhenUsed="0" w:uiPriority="64" w:semiHidden="0" w:name="Medium Shading 2"/>
-    <w:lsdException w:unhideWhenUsed="0" w:uiPriority="65" w:semiHidden="0" w:name="Medium List 1"/>
-    <w:lsdException w:unhideWhenUsed="0" w:uiPriority="66" w:semiHidden="0" w:name="Medium List 2"/>
+    <w:lsdException w:qFormat="1" w:unhideWhenUsed="0" w:uiPriority="62" w:semiHidden="0" w:name="Light Grid"/>
+    <w:lsdException w:qFormat="1" w:unhideWhenUsed="0" w:uiPriority="63" w:semiHidden="0" w:name="Medium Shading 1"/>
+    <w:lsdException w:qFormat="1" w:unhideWhenUsed="0" w:uiPriority="64" w:semiHidden="0" w:name="Medium Shading 2"/>
+    <w:lsdException w:qFormat="1" w:unhideWhenUsed="0" w:uiPriority="65" w:semiHidden="0" w:name="Medium List 1"/>
+    <w:lsdException w:qFormat="1" w:unhideWhenUsed="0" w:uiPriority="66" w:semiHidden="0" w:name="Medium List 2"/>
     <w:lsdException w:qFormat="1" w:unhideWhenUsed="0" w:uiPriority="67" w:semiHidden="0" w:name="Medium Grid 1"/>
-    <w:lsdException w:unhideWhenUsed="0" w:uiPriority="68" w:semiHidden="0" w:name="Medium Grid 2"/>
+    <w:lsdException w:qFormat="1" w:unhideWhenUsed="0" w:uiPriority="68" w:semiHidden="0" w:name="Medium Grid 2"/>
     <w:lsdException w:qFormat="1" w:unhideWhenUsed="0" w:uiPriority="69" w:semiHidden="0" w:name="Medium Grid 3"/>
     <w:lsdException w:qFormat="1" w:unhideWhenUsed="0" w:uiPriority="70" w:semiHidden="0" w:name="Dark List"/>
     <w:lsdException w:qFormat="1" w:unhideWhenUsed="0" w:uiPriority="71" w:semiHidden="0" w:name="Colorful Shading"/>
     <w:lsdException w:qFormat="1" w:unhideWhenUsed="0" w:uiPriority="72" w:semiHidden="0" w:name="Colorful List"/>
     <w:lsdException w:qFormat="1" w:unhideWhenUsed="0" w:uiPriority="73" w:semiHidden="0" w:name="Colorful Grid"/>
-    <w:lsdException w:unhideWhenUsed="0" w:uiPriority="60" w:semiHidden="0" w:name="Light Shading Accent 1"/>
-    <w:lsdException w:unhideWhenUsed="0" w:uiPriority="61" w:semiHidden="0" w:name="Light List Accent 1"/>
+    <w:lsdException w:qFormat="1" w:unhideWhenUsed="0" w:uiPriority="60" w:semiHidden="0" w:name="Light Shading Accent 1"/>
+    <w:lsdException w:qFormat="1" w:unhideWhenUsed="0" w:uiPriority="61" w:semiHidden="0" w:name="Light List Accent 1"/>
     <w:lsdException w:qFormat="1" w:unhideWhenUsed="0" w:uiPriority="62" w:semiHidden="0" w:name="Light Grid Accent 1"/>
     <w:lsdException w:qFormat="1" w:unhideWhenUsed="0" w:uiPriority="63" w:semiHidden="0" w:name="Medium Shading 1 Accent 1"/>
     <w:lsdException w:qFormat="1" w:unhideWhenUsed="0" w:uiPriority="64" w:semiHidden="0" w:name="Medium Shading 2 Accent 1"/>
@@ -2348,79 +2832,79 @@
     <w:lsdException w:qFormat="1" w:unhideWhenUsed="0" w:uiPriority="29" w:semiHidden="0" w:name="Quote"/>
     <w:lsdException w:qFormat="1" w:unhideWhenUsed="0" w:uiPriority="30" w:semiHidden="0" w:name="Intense Quote"/>
     <w:lsdException w:qFormat="1" w:unhideWhenUsed="0" w:uiPriority="66" w:semiHidden="0" w:name="Medium List 2 Accent 1"/>
-    <w:lsdException w:unhideWhenUsed="0" w:uiPriority="67" w:semiHidden="0" w:name="Medium Grid 1 Accent 1"/>
-    <w:lsdException w:unhideWhenUsed="0" w:uiPriority="68" w:semiHidden="0" w:name="Medium Grid 2 Accent 1"/>
-    <w:lsdException w:unhideWhenUsed="0" w:uiPriority="69" w:semiHidden="0" w:name="Medium Grid 3 Accent 1"/>
-    <w:lsdException w:unhideWhenUsed="0" w:uiPriority="70" w:semiHidden="0" w:name="Dark List Accent 1"/>
+    <w:lsdException w:qFormat="1" w:unhideWhenUsed="0" w:uiPriority="67" w:semiHidden="0" w:name="Medium Grid 1 Accent 1"/>
+    <w:lsdException w:qFormat="1" w:unhideWhenUsed="0" w:uiPriority="68" w:semiHidden="0" w:name="Medium Grid 2 Accent 1"/>
+    <w:lsdException w:qFormat="1" w:unhideWhenUsed="0" w:uiPriority="69" w:semiHidden="0" w:name="Medium Grid 3 Accent 1"/>
+    <w:lsdException w:qFormat="1" w:unhideWhenUsed="0" w:uiPriority="70" w:semiHidden="0" w:name="Dark List Accent 1"/>
     <w:lsdException w:qFormat="1" w:unhideWhenUsed="0" w:uiPriority="71" w:semiHidden="0" w:name="Colorful Shading Accent 1"/>
     <w:lsdException w:qFormat="1" w:unhideWhenUsed="0" w:uiPriority="72" w:semiHidden="0" w:name="Colorful List Accent 1"/>
     <w:lsdException w:qFormat="1" w:unhideWhenUsed="0" w:uiPriority="73" w:semiHidden="0" w:name="Colorful Grid Accent 1"/>
-    <w:lsdException w:unhideWhenUsed="0" w:uiPriority="60" w:semiHidden="0" w:name="Light Shading Accent 2"/>
+    <w:lsdException w:qFormat="1" w:unhideWhenUsed="0" w:uiPriority="60" w:semiHidden="0" w:name="Light Shading Accent 2"/>
     <w:lsdException w:qFormat="1" w:unhideWhenUsed="0" w:uiPriority="61" w:semiHidden="0" w:name="Light List Accent 2"/>
-    <w:lsdException w:unhideWhenUsed="0" w:uiPriority="62" w:semiHidden="0" w:name="Light Grid Accent 2"/>
-    <w:lsdException w:unhideWhenUsed="0" w:uiPriority="63" w:semiHidden="0" w:name="Medium Shading 1 Accent 2"/>
+    <w:lsdException w:qFormat="1" w:unhideWhenUsed="0" w:uiPriority="62" w:semiHidden="0" w:name="Light Grid Accent 2"/>
+    <w:lsdException w:qFormat="1" w:unhideWhenUsed="0" w:uiPriority="63" w:semiHidden="0" w:name="Medium Shading 1 Accent 2"/>
     <w:lsdException w:qFormat="1" w:unhideWhenUsed="0" w:uiPriority="64" w:semiHidden="0" w:name="Medium Shading 2 Accent 2"/>
-    <w:lsdException w:unhideWhenUsed="0" w:uiPriority="65" w:semiHidden="0" w:name="Medium List 1 Accent 2"/>
+    <w:lsdException w:qFormat="1" w:unhideWhenUsed="0" w:uiPriority="65" w:semiHidden="0" w:name="Medium List 1 Accent 2"/>
     <w:lsdException w:qFormat="1" w:unhideWhenUsed="0" w:uiPriority="66" w:semiHidden="0" w:name="Medium List 2 Accent 2"/>
-    <w:lsdException w:unhideWhenUsed="0" w:uiPriority="67" w:semiHidden="0" w:name="Medium Grid 1 Accent 2"/>
+    <w:lsdException w:qFormat="1" w:unhideWhenUsed="0" w:uiPriority="67" w:semiHidden="0" w:name="Medium Grid 1 Accent 2"/>
     <w:lsdException w:qFormat="1" w:unhideWhenUsed="0" w:uiPriority="68" w:semiHidden="0" w:name="Medium Grid 2 Accent 2"/>
-    <w:lsdException w:unhideWhenUsed="0" w:uiPriority="69" w:semiHidden="0" w:name="Medium Grid 3 Accent 2"/>
-    <w:lsdException w:unhideWhenUsed="0" w:uiPriority="70" w:semiHidden="0" w:name="Dark List Accent 2"/>
+    <w:lsdException w:qFormat="1" w:unhideWhenUsed="0" w:uiPriority="69" w:semiHidden="0" w:name="Medium Grid 3 Accent 2"/>
+    <w:lsdException w:qFormat="1" w:unhideWhenUsed="0" w:uiPriority="70" w:semiHidden="0" w:name="Dark List Accent 2"/>
     <w:lsdException w:qFormat="1" w:unhideWhenUsed="0" w:uiPriority="71" w:semiHidden="0" w:name="Colorful Shading Accent 2"/>
     <w:lsdException w:qFormat="1" w:unhideWhenUsed="0" w:uiPriority="72" w:semiHidden="0" w:name="Colorful List Accent 2"/>
     <w:lsdException w:qFormat="1" w:unhideWhenUsed="0" w:uiPriority="73" w:semiHidden="0" w:name="Colorful Grid Accent 2"/>
-    <w:lsdException w:unhideWhenUsed="0" w:uiPriority="60" w:semiHidden="0" w:name="Light Shading Accent 3"/>
+    <w:lsdException w:qFormat="1" w:unhideWhenUsed="0" w:uiPriority="60" w:semiHidden="0" w:name="Light Shading Accent 3"/>
     <w:lsdException w:qFormat="1" w:unhideWhenUsed="0" w:uiPriority="61" w:semiHidden="0" w:name="Light List Accent 3"/>
     <w:lsdException w:qFormat="1" w:unhideWhenUsed="0" w:uiPriority="62" w:semiHidden="0" w:name="Light Grid Accent 3"/>
     <w:lsdException w:qFormat="1" w:unhideWhenUsed="0" w:uiPriority="63" w:semiHidden="0" w:name="Medium Shading 1 Accent 3"/>
-    <w:lsdException w:unhideWhenUsed="0" w:uiPriority="64" w:semiHidden="0" w:name="Medium Shading 2 Accent 3"/>
+    <w:lsdException w:qFormat="1" w:unhideWhenUsed="0" w:uiPriority="64" w:semiHidden="0" w:name="Medium Shading 2 Accent 3"/>
     <w:lsdException w:qFormat="1" w:unhideWhenUsed="0" w:uiPriority="65" w:semiHidden="0" w:name="Medium List 1 Accent 3"/>
-    <w:lsdException w:unhideWhenUsed="0" w:uiPriority="66" w:semiHidden="0" w:name="Medium List 2 Accent 3"/>
+    <w:lsdException w:qFormat="1" w:unhideWhenUsed="0" w:uiPriority="66" w:semiHidden="0" w:name="Medium List 2 Accent 3"/>
     <w:lsdException w:qFormat="1" w:unhideWhenUsed="0" w:uiPriority="67" w:semiHidden="0" w:name="Medium Grid 1 Accent 3"/>
-    <w:lsdException w:unhideWhenUsed="0" w:uiPriority="68" w:semiHidden="0" w:name="Medium Grid 2 Accent 3"/>
+    <w:lsdException w:qFormat="1" w:unhideWhenUsed="0" w:uiPriority="68" w:semiHidden="0" w:name="Medium Grid 2 Accent 3"/>
     <w:lsdException w:qFormat="1" w:unhideWhenUsed="0" w:uiPriority="69" w:semiHidden="0" w:name="Medium Grid 3 Accent 3"/>
     <w:lsdException w:qFormat="1" w:unhideWhenUsed="0" w:uiPriority="70" w:semiHidden="0" w:name="Dark List Accent 3"/>
     <w:lsdException w:qFormat="1" w:unhideWhenUsed="0" w:uiPriority="71" w:semiHidden="0" w:name="Colorful Shading Accent 3"/>
     <w:lsdException w:qFormat="1" w:unhideWhenUsed="0" w:uiPriority="72" w:semiHidden="0" w:name="Colorful List Accent 3"/>
     <w:lsdException w:qFormat="1" w:unhideWhenUsed="0" w:uiPriority="73" w:semiHidden="0" w:name="Colorful Grid Accent 3"/>
     <w:lsdException w:qFormat="1" w:unhideWhenUsed="0" w:uiPriority="60" w:semiHidden="0" w:name="Light Shading Accent 4"/>
-    <w:lsdException w:unhideWhenUsed="0" w:uiPriority="61" w:semiHidden="0" w:name="Light List Accent 4"/>
+    <w:lsdException w:qFormat="1" w:unhideWhenUsed="0" w:uiPriority="61" w:semiHidden="0" w:name="Light List Accent 4"/>
     <w:lsdException w:qFormat="1" w:unhideWhenUsed="0" w:uiPriority="62" w:semiHidden="0" w:name="Light Grid Accent 4"/>
-    <w:lsdException w:unhideWhenUsed="0" w:uiPriority="63" w:semiHidden="0" w:name="Medium Shading 1 Accent 4"/>
+    <w:lsdException w:qFormat="1" w:unhideWhenUsed="0" w:uiPriority="63" w:semiHidden="0" w:name="Medium Shading 1 Accent 4"/>
     <w:lsdException w:qFormat="1" w:unhideWhenUsed="0" w:uiPriority="64" w:semiHidden="0" w:name="Medium Shading 2 Accent 4"/>
-    <w:lsdException w:unhideWhenUsed="0" w:uiPriority="65" w:semiHidden="0" w:name="Medium List 1 Accent 4"/>
-    <w:lsdException w:unhideWhenUsed="0" w:uiPriority="66" w:semiHidden="0" w:name="Medium List 2 Accent 4"/>
-    <w:lsdException w:unhideWhenUsed="0" w:uiPriority="67" w:semiHidden="0" w:name="Medium Grid 1 Accent 4"/>
-    <w:lsdException w:unhideWhenUsed="0" w:uiPriority="68" w:semiHidden="0" w:name="Medium Grid 2 Accent 4"/>
-    <w:lsdException w:unhideWhenUsed="0" w:uiPriority="69" w:semiHidden="0" w:name="Medium Grid 3 Accent 4"/>
-    <w:lsdException w:unhideWhenUsed="0" w:uiPriority="70" w:semiHidden="0" w:name="Dark List Accent 4"/>
+    <w:lsdException w:qFormat="1" w:unhideWhenUsed="0" w:uiPriority="65" w:semiHidden="0" w:name="Medium List 1 Accent 4"/>
+    <w:lsdException w:qFormat="1" w:unhideWhenUsed="0" w:uiPriority="66" w:semiHidden="0" w:name="Medium List 2 Accent 4"/>
+    <w:lsdException w:qFormat="1" w:unhideWhenUsed="0" w:uiPriority="67" w:semiHidden="0" w:name="Medium Grid 1 Accent 4"/>
+    <w:lsdException w:qFormat="1" w:unhideWhenUsed="0" w:uiPriority="68" w:semiHidden="0" w:name="Medium Grid 2 Accent 4"/>
+    <w:lsdException w:qFormat="1" w:unhideWhenUsed="0" w:uiPriority="69" w:semiHidden="0" w:name="Medium Grid 3 Accent 4"/>
+    <w:lsdException w:qFormat="1" w:unhideWhenUsed="0" w:uiPriority="70" w:semiHidden="0" w:name="Dark List Accent 4"/>
     <w:lsdException w:qFormat="1" w:unhideWhenUsed="0" w:uiPriority="71" w:semiHidden="0" w:name="Colorful Shading Accent 4"/>
     <w:lsdException w:qFormat="1" w:unhideWhenUsed="0" w:uiPriority="72" w:semiHidden="0" w:name="Colorful List Accent 4"/>
     <w:lsdException w:qFormat="1" w:unhideWhenUsed="0" w:uiPriority="73" w:semiHidden="0" w:name="Colorful Grid Accent 4"/>
-    <w:lsdException w:unhideWhenUsed="0" w:uiPriority="60" w:semiHidden="0" w:name="Light Shading Accent 5"/>
-    <w:lsdException w:unhideWhenUsed="0" w:uiPriority="61" w:semiHidden="0" w:name="Light List Accent 5"/>
+    <w:lsdException w:qFormat="1" w:unhideWhenUsed="0" w:uiPriority="60" w:semiHidden="0" w:name="Light Shading Accent 5"/>
+    <w:lsdException w:qFormat="1" w:unhideWhenUsed="0" w:uiPriority="61" w:semiHidden="0" w:name="Light List Accent 5"/>
     <w:lsdException w:qFormat="1" w:unhideWhenUsed="0" w:uiPriority="62" w:semiHidden="0" w:name="Light Grid Accent 5"/>
     <w:lsdException w:qFormat="1" w:unhideWhenUsed="0" w:uiPriority="63" w:semiHidden="0" w:name="Medium Shading 1 Accent 5"/>
-    <w:lsdException w:unhideWhenUsed="0" w:uiPriority="64" w:semiHidden="0" w:name="Medium Shading 2 Accent 5"/>
+    <w:lsdException w:qFormat="1" w:unhideWhenUsed="0" w:uiPriority="64" w:semiHidden="0" w:name="Medium Shading 2 Accent 5"/>
     <w:lsdException w:qFormat="1" w:unhideWhenUsed="0" w:uiPriority="65" w:semiHidden="0" w:name="Medium List 1 Accent 5"/>
-    <w:lsdException w:unhideWhenUsed="0" w:uiPriority="66" w:semiHidden="0" w:name="Medium List 2 Accent 5"/>
-    <w:lsdException w:unhideWhenUsed="0" w:uiPriority="67" w:semiHidden="0" w:name="Medium Grid 1 Accent 5"/>
-    <w:lsdException w:unhideWhenUsed="0" w:uiPriority="68" w:semiHidden="0" w:name="Medium Grid 2 Accent 5"/>
-    <w:lsdException w:unhideWhenUsed="0" w:uiPriority="69" w:semiHidden="0" w:name="Medium Grid 3 Accent 5"/>
+    <w:lsdException w:qFormat="1" w:unhideWhenUsed="0" w:uiPriority="66" w:semiHidden="0" w:name="Medium List 2 Accent 5"/>
+    <w:lsdException w:qFormat="1" w:unhideWhenUsed="0" w:uiPriority="67" w:semiHidden="0" w:name="Medium Grid 1 Accent 5"/>
+    <w:lsdException w:qFormat="1" w:unhideWhenUsed="0" w:uiPriority="68" w:semiHidden="0" w:name="Medium Grid 2 Accent 5"/>
+    <w:lsdException w:qFormat="1" w:unhideWhenUsed="0" w:uiPriority="69" w:semiHidden="0" w:name="Medium Grid 3 Accent 5"/>
     <w:lsdException w:qFormat="1" w:unhideWhenUsed="0" w:uiPriority="70" w:semiHidden="0" w:name="Dark List Accent 5"/>
     <w:lsdException w:qFormat="1" w:unhideWhenUsed="0" w:uiPriority="71" w:semiHidden="0" w:name="Colorful Shading Accent 5"/>
     <w:lsdException w:qFormat="1" w:unhideWhenUsed="0" w:uiPriority="72" w:semiHidden="0" w:name="Colorful List Accent 5"/>
     <w:lsdException w:qFormat="1" w:unhideWhenUsed="0" w:uiPriority="73" w:semiHidden="0" w:name="Colorful Grid Accent 5"/>
-    <w:lsdException w:unhideWhenUsed="0" w:uiPriority="60" w:semiHidden="0" w:name="Light Shading Accent 6"/>
-    <w:lsdException w:unhideWhenUsed="0" w:uiPriority="61" w:semiHidden="0" w:name="Light List Accent 6"/>
-    <w:lsdException w:unhideWhenUsed="0" w:uiPriority="62" w:semiHidden="0" w:name="Light Grid Accent 6"/>
+    <w:lsdException w:qFormat="1" w:unhideWhenUsed="0" w:uiPriority="60" w:semiHidden="0" w:name="Light Shading Accent 6"/>
+    <w:lsdException w:qFormat="1" w:unhideWhenUsed="0" w:uiPriority="61" w:semiHidden="0" w:name="Light List Accent 6"/>
+    <w:lsdException w:qFormat="1" w:unhideWhenUsed="0" w:uiPriority="62" w:semiHidden="0" w:name="Light Grid Accent 6"/>
     <w:lsdException w:qFormat="1" w:unhideWhenUsed="0" w:uiPriority="63" w:semiHidden="0" w:name="Medium Shading 1 Accent 6"/>
     <w:lsdException w:qFormat="1" w:unhideWhenUsed="0" w:uiPriority="64" w:semiHidden="0" w:name="Medium Shading 2 Accent 6"/>
     <w:lsdException w:qFormat="1" w:unhideWhenUsed="0" w:uiPriority="65" w:semiHidden="0" w:name="Medium List 1 Accent 6"/>
-    <w:lsdException w:unhideWhenUsed="0" w:uiPriority="66" w:semiHidden="0" w:name="Medium List 2 Accent 6"/>
-    <w:lsdException w:unhideWhenUsed="0" w:uiPriority="67" w:semiHidden="0" w:name="Medium Grid 1 Accent 6"/>
-    <w:lsdException w:unhideWhenUsed="0" w:uiPriority="68" w:semiHidden="0" w:name="Medium Grid 2 Accent 6"/>
-    <w:lsdException w:unhideWhenUsed="0" w:uiPriority="69" w:semiHidden="0" w:name="Medium Grid 3 Accent 6"/>
+    <w:lsdException w:qFormat="1" w:unhideWhenUsed="0" w:uiPriority="66" w:semiHidden="0" w:name="Medium List 2 Accent 6"/>
+    <w:lsdException w:qFormat="1" w:unhideWhenUsed="0" w:uiPriority="67" w:semiHidden="0" w:name="Medium Grid 1 Accent 6"/>
+    <w:lsdException w:qFormat="1" w:unhideWhenUsed="0" w:uiPriority="68" w:semiHidden="0" w:name="Medium Grid 2 Accent 6"/>
+    <w:lsdException w:qFormat="1" w:unhideWhenUsed="0" w:uiPriority="69" w:semiHidden="0" w:name="Medium Grid 3 Accent 6"/>
     <w:lsdException w:qFormat="1" w:unhideWhenUsed="0" w:uiPriority="70" w:semiHidden="0" w:name="Dark List Accent 6"/>
     <w:lsdException w:qFormat="1" w:unhideWhenUsed="0" w:uiPriority="71" w:semiHidden="0" w:name="Colorful Shading Accent 6"/>
     <w:lsdException w:qFormat="1" w:unhideWhenUsed="0" w:uiPriority="72" w:semiHidden="0" w:name="Colorful List Accent 6"/>
@@ -2444,7 +2928,7 @@
     <w:name w:val="heading 1"/>
     <w:basedOn w:val="1"/>
     <w:next w:val="1"/>
-    <w:link w:val="138"/>
+    <w:link w:val="139"/>
     <w:qFormat/>
     <w:uiPriority w:val="9"/>
     <w:pPr>
@@ -2466,7 +2950,7 @@
     <w:name w:val="heading 2"/>
     <w:basedOn w:val="1"/>
     <w:next w:val="1"/>
-    <w:link w:val="139"/>
+    <w:link w:val="140"/>
     <w:unhideWhenUsed/>
     <w:qFormat/>
     <w:uiPriority w:val="9"/>
@@ -2494,7 +2978,7 @@
     <w:name w:val="heading 3"/>
     <w:basedOn w:val="1"/>
     <w:next w:val="1"/>
-    <w:link w:val="140"/>
+    <w:link w:val="141"/>
     <w:unhideWhenUsed/>
     <w:qFormat/>
     <w:uiPriority w:val="9"/>
@@ -2520,7 +3004,7 @@
     <w:name w:val="heading 4"/>
     <w:basedOn w:val="1"/>
     <w:next w:val="1"/>
-    <w:link w:val="150"/>
+    <w:link w:val="151"/>
     <w:semiHidden/>
     <w:unhideWhenUsed/>
     <w:qFormat/>
@@ -2549,7 +3033,7 @@
     <w:name w:val="heading 5"/>
     <w:basedOn w:val="1"/>
     <w:next w:val="1"/>
-    <w:link w:val="151"/>
+    <w:link w:val="152"/>
     <w:semiHidden/>
     <w:unhideWhenUsed/>
     <w:qFormat/>
@@ -2569,7 +3053,7 @@
     <w:name w:val="heading 6"/>
     <w:basedOn w:val="1"/>
     <w:next w:val="1"/>
-    <w:link w:val="152"/>
+    <w:link w:val="153"/>
     <w:semiHidden/>
     <w:unhideWhenUsed/>
     <w:qFormat/>
@@ -2591,7 +3075,7 @@
     <w:name w:val="heading 7"/>
     <w:basedOn w:val="1"/>
     <w:next w:val="1"/>
-    <w:link w:val="153"/>
+    <w:link w:val="154"/>
     <w:semiHidden/>
     <w:unhideWhenUsed/>
     <w:qFormat/>
@@ -2621,7 +3105,7 @@
     <w:name w:val="heading 8"/>
     <w:basedOn w:val="1"/>
     <w:next w:val="1"/>
-    <w:link w:val="154"/>
+    <w:link w:val="155"/>
     <w:semiHidden/>
     <w:unhideWhenUsed/>
     <w:qFormat/>
@@ -2648,7 +3132,7 @@
     <w:name w:val="heading 9"/>
     <w:basedOn w:val="1"/>
     <w:next w:val="1"/>
-    <w:link w:val="155"/>
+    <w:link w:val="156"/>
     <w:semiHidden/>
     <w:unhideWhenUsed/>
     <w:qFormat/>
@@ -2680,12 +3164,14 @@
     <w:name w:val="Default Paragraph Font"/>
     <w:semiHidden/>
     <w:unhideWhenUsed/>
+    <w:qFormat/>
     <w:uiPriority w:val="1"/>
   </w:style>
   <w:style w:type="table" w:default="1" w:styleId="32">
     <w:name w:val="Normal Table"/>
     <w:semiHidden/>
     <w:unhideWhenUsed/>
+    <w:qFormat/>
     <w:uiPriority w:val="99"/>
     <w:tblPr>
       <w:tblCellMar>
@@ -2698,8 +3184,9 @@
   </w:style>
   <w:style w:type="paragraph" w:styleId="2">
     <w:name w:val="macro"/>
-    <w:link w:val="147"/>
+    <w:link w:val="148"/>
     <w:unhideWhenUsed/>
+    <w:qFormat/>
     <w:uiPriority w:val="99"/>
     <w:pPr>
       <w:tabs>
@@ -2749,6 +3236,7 @@
     <w:name w:val="List Number"/>
     <w:basedOn w:val="1"/>
     <w:unhideWhenUsed/>
+    <w:qFormat/>
     <w:uiPriority w:val="99"/>
     <w:pPr>
       <w:numPr>
@@ -2786,6 +3274,7 @@
     <w:name w:val="List Bullet"/>
     <w:basedOn w:val="1"/>
     <w:unhideWhenUsed/>
+    <w:qFormat/>
     <w:uiPriority w:val="99"/>
     <w:pPr>
       <w:numPr>
@@ -2798,8 +3287,9 @@
   <w:style w:type="paragraph" w:styleId="17">
     <w:name w:val="Body Text 3"/>
     <w:basedOn w:val="1"/>
-    <w:link w:val="146"/>
+    <w:link w:val="147"/>
     <w:unhideWhenUsed/>
+    <w:qFormat/>
     <w:uiPriority w:val="99"/>
     <w:pPr>
       <w:spacing w:after="120"/>
@@ -2826,8 +3316,9 @@
   <w:style w:type="paragraph" w:styleId="19">
     <w:name w:val="Body Text"/>
     <w:basedOn w:val="1"/>
-    <w:link w:val="144"/>
+    <w:link w:val="145"/>
     <w:unhideWhenUsed/>
+    <w:qFormat/>
     <w:uiPriority w:val="99"/>
     <w:pPr>
       <w:spacing w:after="120"/>
@@ -2874,6 +3365,7 @@
     <w:name w:val="List Bullet 2"/>
     <w:basedOn w:val="1"/>
     <w:unhideWhenUsed/>
+    <w:qFormat/>
     <w:uiPriority w:val="99"/>
     <w:pPr>
       <w:numPr>
@@ -2886,7 +3378,7 @@
   <w:style w:type="paragraph" w:styleId="24">
     <w:name w:val="footer"/>
     <w:basedOn w:val="1"/>
-    <w:link w:val="136"/>
+    <w:link w:val="137"/>
     <w:unhideWhenUsed/>
     <w:qFormat/>
     <w:uiPriority w:val="99"/>
@@ -2901,8 +3393,9 @@
   <w:style w:type="paragraph" w:styleId="25">
     <w:name w:val="header"/>
     <w:basedOn w:val="1"/>
-    <w:link w:val="135"/>
+    <w:link w:val="136"/>
     <w:unhideWhenUsed/>
+    <w:qFormat/>
     <w:uiPriority w:val="99"/>
     <w:pPr>
       <w:tabs>
@@ -2916,7 +3409,7 @@
     <w:name w:val="Subtitle"/>
     <w:basedOn w:val="1"/>
     <w:next w:val="1"/>
-    <w:link w:val="142"/>
+    <w:link w:val="143"/>
     <w:qFormat/>
     <w:uiPriority w:val="11"/>
     <w:rPr>
@@ -2938,6 +3431,7 @@
     <w:name w:val="List"/>
     <w:basedOn w:val="1"/>
     <w:unhideWhenUsed/>
+    <w:qFormat/>
     <w:uiPriority w:val="99"/>
     <w:pPr>
       <w:ind w:left="360" w:hanging="360"/>
@@ -2947,8 +3441,9 @@
   <w:style w:type="paragraph" w:styleId="28">
     <w:name w:val="Body Text 2"/>
     <w:basedOn w:val="1"/>
-    <w:link w:val="145"/>
+    <w:link w:val="146"/>
     <w:unhideWhenUsed/>
+    <w:qFormat/>
     <w:uiPriority w:val="99"/>
     <w:pPr>
       <w:spacing w:after="120" w:line="480" w:lineRule="auto"/>
@@ -2958,6 +3453,7 @@
     <w:name w:val="List Continue 2"/>
     <w:basedOn w:val="1"/>
     <w:unhideWhenUsed/>
+    <w:qFormat/>
     <w:uiPriority w:val="99"/>
     <w:pPr>
       <w:spacing w:after="120"/>
@@ -2981,7 +3477,7 @@
     <w:name w:val="Title"/>
     <w:basedOn w:val="1"/>
     <w:next w:val="1"/>
-    <w:link w:val="141"/>
+    <w:link w:val="142"/>
     <w:qFormat/>
     <w:uiPriority w:val="10"/>
     <w:pPr>
@@ -3003,6 +3499,7 @@
   <w:style w:type="table" w:styleId="33">
     <w:name w:val="Table Grid"/>
     <w:basedOn w:val="32"/>
+    <w:qFormat/>
     <w:uiPriority w:val="59"/>
     <w:pPr>
       <w:spacing w:after="0" w:line="240" w:lineRule="auto"/>
@@ -3027,6 +3524,7 @@
   <w:style w:type="table" w:styleId="34">
     <w:name w:val="Light Shading"/>
     <w:basedOn w:val="32"/>
+    <w:qFormat/>
     <w:uiPriority w:val="60"/>
     <w:pPr>
       <w:spacing w:after="0" w:line="240" w:lineRule="auto"/>
@@ -3126,6 +3624,7 @@
   <w:style w:type="table" w:styleId="35">
     <w:name w:val="Light Shading Accent 1"/>
     <w:basedOn w:val="32"/>
+    <w:qFormat/>
     <w:uiPriority w:val="60"/>
     <w:pPr>
       <w:spacing w:after="0" w:line="240" w:lineRule="auto"/>
@@ -3225,6 +3724,7 @@
   <w:style w:type="table" w:styleId="36">
     <w:name w:val="Light Shading Accent 2"/>
     <w:basedOn w:val="32"/>
+    <w:qFormat/>
     <w:uiPriority w:val="60"/>
     <w:pPr>
       <w:spacing w:after="0" w:line="240" w:lineRule="auto"/>
@@ -3324,6 +3824,7 @@
   <w:style w:type="table" w:styleId="37">
     <w:name w:val="Light Shading Accent 3"/>
     <w:basedOn w:val="32"/>
+    <w:qFormat/>
     <w:uiPriority w:val="60"/>
     <w:pPr>
       <w:spacing w:after="0" w:line="240" w:lineRule="auto"/>
@@ -3523,6 +4024,7 @@
   <w:style w:type="table" w:styleId="39">
     <w:name w:val="Light Shading Accent 5"/>
     <w:basedOn w:val="32"/>
+    <w:qFormat/>
     <w:uiPriority w:val="60"/>
     <w:pPr>
       <w:spacing w:after="0" w:line="240" w:lineRule="auto"/>
@@ -3622,6 +4124,7 @@
   <w:style w:type="table" w:styleId="40">
     <w:name w:val="Light Shading Accent 6"/>
     <w:basedOn w:val="32"/>
+    <w:qFormat/>
     <w:uiPriority w:val="60"/>
     <w:pPr>
       <w:spacing w:after="0" w:line="240" w:lineRule="auto"/>
@@ -3815,6 +4318,7 @@
   <w:style w:type="table" w:styleId="42">
     <w:name w:val="Light List Accent 1"/>
     <w:basedOn w:val="32"/>
+    <w:qFormat/>
     <w:uiPriority w:val="61"/>
     <w:pPr>
       <w:spacing w:after="0" w:line="240" w:lineRule="auto"/>
@@ -4096,6 +4600,7 @@
   <w:style w:type="table" w:styleId="45">
     <w:name w:val="Light List Accent 4"/>
     <w:basedOn w:val="32"/>
+    <w:qFormat/>
     <w:uiPriority w:val="61"/>
     <w:pPr>
       <w:spacing w:after="0" w:line="240" w:lineRule="auto"/>
@@ -4189,6 +4694,7 @@
   <w:style w:type="table" w:styleId="46">
     <w:name w:val="Light List Accent 5"/>
     <w:basedOn w:val="32"/>
+    <w:qFormat/>
     <w:uiPriority w:val="61"/>
     <w:pPr>
       <w:spacing w:after="0" w:line="240" w:lineRule="auto"/>
@@ -4282,6 +4788,7 @@
   <w:style w:type="table" w:styleId="47">
     <w:name w:val="Light List Accent 6"/>
     <w:basedOn w:val="32"/>
+    <w:qFormat/>
     <w:uiPriority w:val="61"/>
     <w:pPr>
       <w:spacing w:after="0" w:line="240" w:lineRule="auto"/>
@@ -4375,6 +4882,7 @@
   <w:style w:type="table" w:styleId="48">
     <w:name w:val="Light Grid"/>
     <w:basedOn w:val="32"/>
+    <w:qFormat/>
     <w:uiPriority w:val="62"/>
     <w:pPr>
       <w:spacing w:after="0" w:line="240" w:lineRule="auto"/>
@@ -4628,6 +5136,7 @@
   <w:style w:type="table" w:styleId="50">
     <w:name w:val="Light Grid Accent 2"/>
     <w:basedOn w:val="32"/>
+    <w:qFormat/>
     <w:uiPriority w:val="62"/>
     <w:pPr>
       <w:spacing w:after="0" w:line="240" w:lineRule="auto"/>
@@ -5135,6 +5644,7 @@
   <w:style w:type="table" w:styleId="54">
     <w:name w:val="Light Grid Accent 6"/>
     <w:basedOn w:val="32"/>
+    <w:qFormat/>
     <w:uiPriority w:val="62"/>
     <w:pPr>
       <w:spacing w:after="0" w:line="240" w:lineRule="auto"/>
@@ -5261,6 +5771,7 @@
   <w:style w:type="table" w:styleId="55">
     <w:name w:val="Medium Shading 1"/>
     <w:basedOn w:val="32"/>
+    <w:qFormat/>
     <w:uiPriority w:val="63"/>
     <w:pPr>
       <w:spacing w:after="0" w:line="240" w:lineRule="auto"/>
@@ -5476,6 +5987,7 @@
   <w:style w:type="table" w:styleId="57">
     <w:name w:val="Medium Shading 1 Accent 2"/>
     <w:basedOn w:val="32"/>
+    <w:qFormat/>
     <w:uiPriority w:val="63"/>
     <w:pPr>
       <w:spacing w:after="0" w:line="240" w:lineRule="auto"/>
@@ -5691,6 +6203,7 @@
   <w:style w:type="table" w:styleId="59">
     <w:name w:val="Medium Shading 1 Accent 4"/>
     <w:basedOn w:val="32"/>
+    <w:qFormat/>
     <w:uiPriority w:val="63"/>
     <w:pPr>
       <w:spacing w:after="0" w:line="240" w:lineRule="auto"/>
@@ -6014,6 +6527,7 @@
   <w:style w:type="table" w:styleId="62">
     <w:name w:val="Medium Shading 2"/>
     <w:basedOn w:val="32"/>
+    <w:qFormat/>
     <w:uiPriority w:val="64"/>
     <w:pPr>
       <w:spacing w:after="0" w:line="240" w:lineRule="auto"/>
@@ -6511,6 +7025,7 @@
   <w:style w:type="table" w:styleId="65">
     <w:name w:val="Medium Shading 2 Accent 3"/>
     <w:basedOn w:val="32"/>
+    <w:qFormat/>
     <w:uiPriority w:val="64"/>
     <w:pPr>
       <w:spacing w:after="0" w:line="240" w:lineRule="auto"/>
@@ -6842,6 +7357,7 @@
   <w:style w:type="table" w:styleId="67">
     <w:name w:val="Medium Shading 2 Accent 5"/>
     <w:basedOn w:val="32"/>
+    <w:qFormat/>
     <w:uiPriority w:val="64"/>
     <w:pPr>
       <w:spacing w:after="0" w:line="240" w:lineRule="auto"/>
@@ -7173,6 +7689,7 @@
   <w:style w:type="table" w:styleId="69">
     <w:name w:val="Medium List 1"/>
     <w:basedOn w:val="32"/>
+    <w:qFormat/>
     <w:uiPriority w:val="65"/>
     <w:pPr>
       <w:spacing w:after="0" w:line="240" w:lineRule="auto"/>
@@ -7354,6 +7871,7 @@
   <w:style w:type="table" w:styleId="71">
     <w:name w:val="Medium List 1 Accent 2"/>
     <w:basedOn w:val="32"/>
+    <w:qFormat/>
     <w:uiPriority w:val="65"/>
     <w:pPr>
       <w:spacing w:after="0" w:line="240" w:lineRule="auto"/>
@@ -7535,6 +8053,7 @@
   <w:style w:type="table" w:styleId="73">
     <w:name w:val="Medium List 1 Accent 4"/>
     <w:basedOn w:val="32"/>
+    <w:qFormat/>
     <w:uiPriority w:val="65"/>
     <w:pPr>
       <w:spacing w:after="0" w:line="240" w:lineRule="auto"/>
@@ -7807,6 +8326,7 @@
   <w:style w:type="table" w:styleId="76">
     <w:name w:val="Medium List 2"/>
     <w:basedOn w:val="32"/>
+    <w:qFormat/>
     <w:uiPriority w:val="66"/>
     <w:pPr>
       <w:spacing w:after="0" w:line="240" w:lineRule="auto"/>
@@ -8196,6 +8716,7 @@
   <w:style w:type="table" w:styleId="79">
     <w:name w:val="Medium List 2 Accent 3"/>
     <w:basedOn w:val="32"/>
+    <w:qFormat/>
     <w:uiPriority w:val="66"/>
     <w:pPr>
       <w:spacing w:after="0" w:line="240" w:lineRule="auto"/>
@@ -8325,6 +8846,7 @@
   <w:style w:type="table" w:styleId="80">
     <w:name w:val="Medium List 2 Accent 4"/>
     <w:basedOn w:val="32"/>
+    <w:qFormat/>
     <w:uiPriority w:val="66"/>
     <w:pPr>
       <w:spacing w:after="0" w:line="240" w:lineRule="auto"/>
@@ -8454,6 +8976,7 @@
   <w:style w:type="table" w:styleId="81">
     <w:name w:val="Medium List 2 Accent 5"/>
     <w:basedOn w:val="32"/>
+    <w:qFormat/>
     <w:uiPriority w:val="66"/>
     <w:pPr>
       <w:spacing w:after="0" w:line="240" w:lineRule="auto"/>
@@ -8583,6 +9106,7 @@
   <w:style w:type="table" w:styleId="82">
     <w:name w:val="Medium List 2 Accent 6"/>
     <w:basedOn w:val="32"/>
+    <w:qFormat/>
     <w:uiPriority w:val="66"/>
     <w:pPr>
       <w:spacing w:after="0" w:line="240" w:lineRule="auto"/>
@@ -8782,6 +9306,7 @@
   <w:style w:type="table" w:styleId="84">
     <w:name w:val="Medium Grid 1 Accent 1"/>
     <w:basedOn w:val="32"/>
+    <w:qFormat/>
     <w:uiPriority w:val="67"/>
     <w:pPr>
       <w:spacing w:after="0" w:line="240" w:lineRule="auto"/>
@@ -8851,6 +9376,7 @@
   <w:style w:type="table" w:styleId="85">
     <w:name w:val="Medium Grid 1 Accent 2"/>
     <w:basedOn w:val="32"/>
+    <w:qFormat/>
     <w:uiPriority w:val="67"/>
     <w:pPr>
       <w:spacing w:after="0" w:line="240" w:lineRule="auto"/>
@@ -8990,6 +9516,7 @@
   <w:style w:type="table" w:styleId="87">
     <w:name w:val="Medium Grid 1 Accent 4"/>
     <w:basedOn w:val="32"/>
+    <w:qFormat/>
     <w:uiPriority w:val="67"/>
     <w:pPr>
       <w:spacing w:after="0" w:line="240" w:lineRule="auto"/>
@@ -9059,6 +9586,7 @@
   <w:style w:type="table" w:styleId="88">
     <w:name w:val="Medium Grid 1 Accent 5"/>
     <w:basedOn w:val="32"/>
+    <w:qFormat/>
     <w:uiPriority w:val="67"/>
     <w:pPr>
       <w:spacing w:after="0" w:line="240" w:lineRule="auto"/>
@@ -9128,6 +9656,7 @@
   <w:style w:type="table" w:styleId="89">
     <w:name w:val="Medium Grid 1 Accent 6"/>
     <w:basedOn w:val="32"/>
+    <w:qFormat/>
     <w:uiPriority w:val="67"/>
     <w:pPr>
       <w:spacing w:after="0" w:line="240" w:lineRule="auto"/>
@@ -9197,6 +9726,7 @@
   <w:style w:type="table" w:styleId="90">
     <w:name w:val="Medium Grid 2"/>
     <w:basedOn w:val="32"/>
+    <w:qFormat/>
     <w:uiPriority w:val="68"/>
     <w:pPr>
       <w:spacing w:after="0" w:line="240" w:lineRule="auto"/>
@@ -9343,6 +9873,7 @@
   <w:style w:type="table" w:styleId="91">
     <w:name w:val="Medium Grid 2 Accent 1"/>
     <w:basedOn w:val="32"/>
+    <w:qFormat/>
     <w:uiPriority w:val="68"/>
     <w:pPr>
       <w:spacing w:after="0" w:line="240" w:lineRule="auto"/>
@@ -9636,6 +10167,7 @@
   <w:style w:type="table" w:styleId="93">
     <w:name w:val="Medium Grid 2 Accent 3"/>
     <w:basedOn w:val="32"/>
+    <w:qFormat/>
     <w:uiPriority w:val="68"/>
     <w:pPr>
       <w:spacing w:after="0" w:line="240" w:lineRule="auto"/>
@@ -9782,6 +10314,7 @@
   <w:style w:type="table" w:styleId="94">
     <w:name w:val="Medium Grid 2 Accent 4"/>
     <w:basedOn w:val="32"/>
+    <w:qFormat/>
     <w:uiPriority w:val="68"/>
     <w:pPr>
       <w:spacing w:after="0" w:line="240" w:lineRule="auto"/>
@@ -9928,6 +10461,7 @@
   <w:style w:type="table" w:styleId="95">
     <w:name w:val="Medium Grid 2 Accent 5"/>
     <w:basedOn w:val="32"/>
+    <w:qFormat/>
     <w:uiPriority w:val="68"/>
     <w:pPr>
       <w:spacing w:after="0" w:line="240" w:lineRule="auto"/>
@@ -10074,6 +10608,7 @@
   <w:style w:type="table" w:styleId="96">
     <w:name w:val="Medium Grid 2 Accent 6"/>
     <w:basedOn w:val="32"/>
+    <w:qFormat/>
     <w:uiPriority w:val="68"/>
     <w:pPr>
       <w:spacing w:after="0" w:line="240" w:lineRule="auto"/>
@@ -10378,6 +10913,7 @@
   <w:style w:type="table" w:styleId="98">
     <w:name w:val="Medium Grid 3 Accent 1"/>
     <w:basedOn w:val="32"/>
+    <w:qFormat/>
     <w:uiPriority w:val="69"/>
     <w:pPr>
       <w:spacing w:after="0" w:line="240" w:lineRule="auto"/>
@@ -10535,6 +11071,7 @@
   <w:style w:type="table" w:styleId="99">
     <w:name w:val="Medium Grid 3 Accent 2"/>
     <w:basedOn w:val="32"/>
+    <w:qFormat/>
     <w:uiPriority w:val="69"/>
     <w:pPr>
       <w:spacing w:after="0" w:line="240" w:lineRule="auto"/>
@@ -10850,6 +11387,7 @@
   <w:style w:type="table" w:styleId="101">
     <w:name w:val="Medium Grid 3 Accent 4"/>
     <w:basedOn w:val="32"/>
+    <w:qFormat/>
     <w:uiPriority w:val="69"/>
     <w:pPr>
       <w:spacing w:after="0" w:line="240" w:lineRule="auto"/>
@@ -11007,6 +11545,7 @@
   <w:style w:type="table" w:styleId="102">
     <w:name w:val="Medium Grid 3 Accent 5"/>
     <w:basedOn w:val="32"/>
+    <w:qFormat/>
     <w:uiPriority w:val="69"/>
     <w:pPr>
       <w:spacing w:after="0" w:line="240" w:lineRule="auto"/>
@@ -11164,6 +11703,7 @@
   <w:style w:type="table" w:styleId="103">
     <w:name w:val="Medium Grid 3 Accent 6"/>
     <w:basedOn w:val="32"/>
+    <w:qFormat/>
     <w:uiPriority w:val="69"/>
     <w:pPr>
       <w:spacing w:after="0" w:line="240" w:lineRule="auto"/>
@@ -11437,6 +11977,7 @@
   <w:style w:type="table" w:styleId="105">
     <w:name w:val="Dark List Accent 1"/>
     <w:basedOn w:val="32"/>
+    <w:qFormat/>
     <w:uiPriority w:val="70"/>
     <w:pPr>
       <w:spacing w:after="0" w:line="240" w:lineRule="auto"/>
@@ -11552,6 +12093,7 @@
   <w:style w:type="table" w:styleId="106">
     <w:name w:val="Dark List Accent 2"/>
     <w:basedOn w:val="32"/>
+    <w:qFormat/>
     <w:uiPriority w:val="70"/>
     <w:pPr>
       <w:spacing w:after="0" w:line="240" w:lineRule="auto"/>
@@ -11783,6 +12325,7 @@
   <w:style w:type="table" w:styleId="108">
     <w:name w:val="Dark List Accent 4"/>
     <w:basedOn w:val="32"/>
+    <w:qFormat/>
     <w:uiPriority w:val="70"/>
     <w:pPr>
       <w:spacing w:after="0" w:line="240" w:lineRule="auto"/>
@@ -14500,21 +15043,32 @@
       <w:iCs/>
     </w:rPr>
   </w:style>
-  <w:style w:type="character" w:customStyle="1" w:styleId="135">
+  <w:style w:type="character" w:styleId="135">
+    <w:name w:val="Hyperlink"/>
+    <w:basedOn w:val="132"/>
+    <w:unhideWhenUsed/>
+    <w:qFormat/>
+    <w:uiPriority w:val="99"/>
+    <w:rPr>
+      <w:color w:val="0000FF"/>
+      <w:u w:val="single"/>
+    </w:rPr>
+  </w:style>
+  <w:style w:type="character" w:customStyle="1" w:styleId="136">
     <w:name w:val="Header Char"/>
     <w:basedOn w:val="132"/>
     <w:link w:val="25"/>
     <w:qFormat/>
     <w:uiPriority w:val="99"/>
   </w:style>
-  <w:style w:type="character" w:customStyle="1" w:styleId="136">
+  <w:style w:type="character" w:customStyle="1" w:styleId="137">
     <w:name w:val="Footer Char"/>
     <w:basedOn w:val="132"/>
     <w:link w:val="24"/>
     <w:qFormat/>
     <w:uiPriority w:val="99"/>
   </w:style>
-  <w:style w:type="paragraph" w:styleId="137">
+  <w:style w:type="paragraph" w:styleId="138">
     <w:name w:val="No Spacing"/>
     <w:qFormat/>
     <w:uiPriority w:val="1"/>
@@ -14528,7 +15082,7 @@
       <w:lang w:val="en-US" w:eastAsia="en-US" w:bidi="ar-SA"/>
     </w:rPr>
   </w:style>
-  <w:style w:type="character" w:customStyle="1" w:styleId="138">
+  <w:style w:type="character" w:customStyle="1" w:styleId="139">
     <w:name w:val="Heading 1 Char"/>
     <w:basedOn w:val="132"/>
     <w:link w:val="3"/>
@@ -14543,7 +15097,7 @@
       <w:szCs w:val="28"/>
     </w:rPr>
   </w:style>
-  <w:style w:type="character" w:customStyle="1" w:styleId="139">
+  <w:style w:type="character" w:customStyle="1" w:styleId="140">
     <w:name w:val="Heading 2 Char"/>
     <w:basedOn w:val="132"/>
     <w:link w:val="4"/>
@@ -14563,7 +15117,7 @@
       </w14:textFill>
     </w:rPr>
   </w:style>
-  <w:style w:type="character" w:customStyle="1" w:styleId="140">
+  <w:style w:type="character" w:customStyle="1" w:styleId="141">
     <w:name w:val="Heading 3 Char"/>
     <w:basedOn w:val="132"/>
     <w:link w:val="5"/>
@@ -14581,7 +15135,7 @@
       </w14:textFill>
     </w:rPr>
   </w:style>
-  <w:style w:type="character" w:customStyle="1" w:styleId="141">
+  <w:style w:type="character" w:customStyle="1" w:styleId="142">
     <w:name w:val="Title Char"/>
     <w:basedOn w:val="132"/>
     <w:link w:val="31"/>
@@ -14596,7 +15150,7 @@
       <w:szCs w:val="52"/>
     </w:rPr>
   </w:style>
-  <w:style w:type="character" w:customStyle="1" w:styleId="142">
+  <w:style w:type="character" w:customStyle="1" w:styleId="143">
     <w:name w:val="Subtitle Char"/>
     <w:basedOn w:val="132"/>
     <w:link w:val="26"/>
@@ -14617,7 +15171,7 @@
       </w14:textFill>
     </w:rPr>
   </w:style>
-  <w:style w:type="paragraph" w:styleId="143">
+  <w:style w:type="paragraph" w:styleId="144">
     <w:name w:val="List Paragraph"/>
     <w:basedOn w:val="1"/>
     <w:qFormat/>
@@ -14627,33 +15181,36 @@
       <w:contextualSpacing/>
     </w:pPr>
   </w:style>
-  <w:style w:type="character" w:customStyle="1" w:styleId="144">
+  <w:style w:type="character" w:customStyle="1" w:styleId="145">
     <w:name w:val="Body Text Char"/>
     <w:basedOn w:val="132"/>
     <w:link w:val="19"/>
     <w:qFormat/>
     <w:uiPriority w:val="99"/>
   </w:style>
-  <w:style w:type="character" w:customStyle="1" w:styleId="145">
+  <w:style w:type="character" w:customStyle="1" w:styleId="146">
     <w:name w:val="Body Text 2 Char"/>
     <w:basedOn w:val="132"/>
     <w:link w:val="28"/>
+    <w:qFormat/>
     <w:uiPriority w:val="99"/>
   </w:style>
-  <w:style w:type="character" w:customStyle="1" w:styleId="146">
+  <w:style w:type="character" w:customStyle="1" w:styleId="147">
     <w:name w:val="Body Text 3 Char"/>
     <w:basedOn w:val="132"/>
     <w:link w:val="17"/>
+    <w:qFormat/>
     <w:uiPriority w:val="99"/>
     <w:rPr>
       <w:sz w:val="16"/>
       <w:szCs w:val="16"/>
     </w:rPr>
   </w:style>
-  <w:style w:type="character" w:customStyle="1" w:styleId="147">
+  <w:style w:type="character" w:customStyle="1" w:styleId="148">
     <w:name w:val="Macro Text Char"/>
     <w:basedOn w:val="132"/>
     <w:link w:val="2"/>
+    <w:qFormat/>
     <w:uiPriority w:val="99"/>
     <w:rPr>
       <w:rFonts w:ascii="Courier" w:hAnsi="Courier"/>
@@ -14661,11 +15218,11 @@
       <w:szCs w:val="20"/>
     </w:rPr>
   </w:style>
-  <w:style w:type="paragraph" w:styleId="148">
+  <w:style w:type="paragraph" w:styleId="149">
     <w:name w:val="Quote"/>
     <w:basedOn w:val="1"/>
     <w:next w:val="1"/>
-    <w:link w:val="149"/>
+    <w:link w:val="150"/>
     <w:qFormat/>
     <w:uiPriority w:val="29"/>
     <w:rPr>
@@ -14679,10 +15236,10 @@
       </w14:textFill>
     </w:rPr>
   </w:style>
-  <w:style w:type="character" w:customStyle="1" w:styleId="149">
+  <w:style w:type="character" w:customStyle="1" w:styleId="150">
     <w:name w:val="Quote Char"/>
     <w:basedOn w:val="132"/>
-    <w:link w:val="148"/>
+    <w:link w:val="149"/>
     <w:qFormat/>
     <w:uiPriority w:val="29"/>
     <w:rPr>
@@ -14696,11 +15253,12 @@
       </w14:textFill>
     </w:rPr>
   </w:style>
-  <w:style w:type="character" w:customStyle="1" w:styleId="150">
+  <w:style w:type="character" w:customStyle="1" w:styleId="151">
     <w:name w:val="Heading 4 Char"/>
     <w:basedOn w:val="132"/>
     <w:link w:val="6"/>
     <w:semiHidden/>
+    <w:qFormat/>
     <w:uiPriority w:val="9"/>
     <w:rPr>
       <w:rFonts w:asciiTheme="majorHAnsi" w:hAnsiTheme="majorHAnsi" w:eastAsiaTheme="majorEastAsia" w:cstheme="majorBidi"/>
@@ -14716,18 +15274,19 @@
       </w14:textFill>
     </w:rPr>
   </w:style>
-  <w:style w:type="character" w:customStyle="1" w:styleId="151">
+  <w:style w:type="character" w:customStyle="1" w:styleId="152">
     <w:name w:val="Heading 5 Char"/>
     <w:basedOn w:val="132"/>
     <w:link w:val="7"/>
     <w:semiHidden/>
+    <w:qFormat/>
     <w:uiPriority w:val="9"/>
     <w:rPr>
       <w:rFonts w:asciiTheme="majorHAnsi" w:hAnsiTheme="majorHAnsi" w:eastAsiaTheme="majorEastAsia" w:cstheme="majorBidi"/>
       <w:color w:val="254061" w:themeColor="accent1" w:themeShade="80"/>
     </w:rPr>
   </w:style>
-  <w:style w:type="character" w:customStyle="1" w:styleId="152">
+  <w:style w:type="character" w:customStyle="1" w:styleId="153">
     <w:name w:val="Heading 6 Char"/>
     <w:basedOn w:val="132"/>
     <w:link w:val="8"/>
@@ -14741,11 +15300,12 @@
       <w:color w:val="254061" w:themeColor="accent1" w:themeShade="80"/>
     </w:rPr>
   </w:style>
-  <w:style w:type="character" w:customStyle="1" w:styleId="153">
+  <w:style w:type="character" w:customStyle="1" w:styleId="154">
     <w:name w:val="Heading 7 Char"/>
     <w:basedOn w:val="132"/>
     <w:link w:val="9"/>
     <w:semiHidden/>
+    <w:qFormat/>
     <w:uiPriority w:val="9"/>
     <w:rPr>
       <w:rFonts w:asciiTheme="majorHAnsi" w:hAnsiTheme="majorHAnsi" w:eastAsiaTheme="majorEastAsia" w:cstheme="majorBidi"/>
@@ -14762,11 +15322,12 @@
       </w14:textFill>
     </w:rPr>
   </w:style>
-  <w:style w:type="character" w:customStyle="1" w:styleId="154">
+  <w:style w:type="character" w:customStyle="1" w:styleId="155">
     <w:name w:val="Heading 8 Char"/>
     <w:basedOn w:val="132"/>
     <w:link w:val="10"/>
     <w:semiHidden/>
+    <w:qFormat/>
     <w:uiPriority w:val="9"/>
     <w:rPr>
       <w:rFonts w:asciiTheme="majorHAnsi" w:hAnsiTheme="majorHAnsi" w:eastAsiaTheme="majorEastAsia" w:cstheme="majorBidi"/>
@@ -14780,7 +15341,7 @@
       </w14:textFill>
     </w:rPr>
   </w:style>
-  <w:style w:type="character" w:customStyle="1" w:styleId="155">
+  <w:style w:type="character" w:customStyle="1" w:styleId="156">
     <w:name w:val="Heading 9 Char"/>
     <w:basedOn w:val="132"/>
     <w:link w:val="11"/>
@@ -14804,11 +15365,11 @@
       </w14:textFill>
     </w:rPr>
   </w:style>
-  <w:style w:type="paragraph" w:styleId="156">
+  <w:style w:type="paragraph" w:styleId="157">
     <w:name w:val="Intense Quote"/>
     <w:basedOn w:val="1"/>
     <w:next w:val="1"/>
-    <w:link w:val="157"/>
+    <w:link w:val="158"/>
     <w:qFormat/>
     <w:uiPriority w:val="30"/>
     <w:pPr>
@@ -14831,10 +15392,11 @@
       </w14:textFill>
     </w:rPr>
   </w:style>
-  <w:style w:type="character" w:customStyle="1" w:styleId="157">
+  <w:style w:type="character" w:customStyle="1" w:styleId="158">
     <w:name w:val="Intense Quote Char"/>
     <w:basedOn w:val="132"/>
-    <w:link w:val="156"/>
+    <w:link w:val="157"/>
+    <w:qFormat/>
     <w:uiPriority w:val="30"/>
     <w:rPr>
       <w:b/>
@@ -14849,7 +15411,7 @@
       </w14:textFill>
     </w:rPr>
   </w:style>
-  <w:style w:type="character" w:customStyle="1" w:styleId="158">
+  <w:style w:type="character" w:customStyle="1" w:styleId="159">
     <w:name w:val="Subtle Emphasis"/>
     <w:basedOn w:val="132"/>
     <w:qFormat/>
@@ -14868,7 +15430,7 @@
       </w14:textFill>
     </w:rPr>
   </w:style>
-  <w:style w:type="character" w:customStyle="1" w:styleId="159">
+  <w:style w:type="character" w:customStyle="1" w:styleId="160">
     <w:name w:val="Intense Emphasis"/>
     <w:basedOn w:val="132"/>
     <w:qFormat/>
@@ -14886,7 +15448,7 @@
       </w14:textFill>
     </w:rPr>
   </w:style>
-  <w:style w:type="character" w:customStyle="1" w:styleId="160">
+  <w:style w:type="character" w:customStyle="1" w:styleId="161">
     <w:name w:val="Subtle Reference"/>
     <w:basedOn w:val="132"/>
     <w:qFormat/>
@@ -14902,7 +15464,7 @@
       </w14:textFill>
     </w:rPr>
   </w:style>
-  <w:style w:type="character" w:customStyle="1" w:styleId="161">
+  <w:style w:type="character" w:customStyle="1" w:styleId="162">
     <w:name w:val="Intense Reference"/>
     <w:basedOn w:val="132"/>
     <w:qFormat/>
@@ -14921,7 +15483,7 @@
       </w14:textFill>
     </w:rPr>
   </w:style>
-  <w:style w:type="character" w:customStyle="1" w:styleId="162">
+  <w:style w:type="character" w:customStyle="1" w:styleId="163">
     <w:name w:val="Book Title"/>
     <w:basedOn w:val="132"/>
     <w:qFormat/>
@@ -14933,7 +15495,7 @@
       <w:spacing w:val="5"/>
     </w:rPr>
   </w:style>
-  <w:style w:type="paragraph" w:customStyle="1" w:styleId="163">
+  <w:style w:type="paragraph" w:customStyle="1" w:styleId="164">
     <w:name w:val="TOC Heading"/>
     <w:basedOn w:val="3"/>
     <w:next w:val="1"/>
